--- a/06-学生侧材料/讲义/3-物理化学/统计热力学与Maxwell关系-超级充实版（自学完整）.docx
+++ b/06-学生侧材料/讲义/3-物理化学/统计热力学与Maxwell关系-超级充实版（自学完整）.docx
@@ -14732,7 +14732,7 @@
           <w:b/>
           <w:bCs/>
         </w:rPr>
-        <w:t xml:space="preserve">一句话</w:t>
+        <w:t xml:space="preserve">要点</w:t>
       </w:r>
       <w:r>
         <w:rPr>
@@ -16765,7 +16765,7 @@
           <w:b/>
           <w:bCs/>
         </w:rPr>
-        <w:t xml:space="preserve">一句话记忆</w:t>
+        <w:t xml:space="preserve">记忆要点</w:t>
       </w:r>
       <w:r>
         <w:rPr>
@@ -36820,13 +36820,13 @@
         <w:rPr>
           <w:rFonts w:hint="eastAsia" w:ascii="Times New Roman" w:hAnsi="Times New Roman" w:eastAsia="Times New Roman" w:cs="Times New Roman"/>
         </w:rPr>
-        <w:t>/</w:t>
-      </w:r>
-      <w:r>
-        <w:rPr>
-          <w:rFonts w:hint="eastAsia" w:ascii="Times New Roman" w:hAnsi="Times New Roman" w:eastAsia="FangSong" w:cs="Times New Roman"/>
-        </w:rPr>
-        <w:t>化学原理</w:t>
+        <w:t>/3-</w:t>
+      </w:r>
+      <w:r>
+        <w:rPr>
+          <w:rFonts w:hint="eastAsia" w:ascii="Times New Roman" w:hAnsi="Times New Roman" w:eastAsia="FangSong" w:cs="Times New Roman"/>
+        </w:rPr>
+        <w:t>物理化学</w:t>
       </w:r>
       <w:r>
         <w:rPr>

--- a/06-学生侧材料/讲义/3-物理化学/统计热力学与Maxwell关系-超级充实版（自学完整）.docx
+++ b/06-学生侧材料/讲义/3-物理化学/统计热力学与Maxwell关系-超级充实版（自学完整）.docx
@@ -18739,12 +18739,22 @@
     </w:p>
     <w:p>
       <w:pPr>
-        <w:pStyle w:val="Compact"/>
-        <w:numPr>
-          <w:ilvl w:val="0"/>
-          <w:numId w:val="1011"/>
-        </w:numPr>
+        <w:pStyle w:val="FirstParagraph"/>
       </w:pPr>
+      <w:r>
+        <w:rPr>
+          <w:rFonts w:ascii="Times New Roman" w:hAnsi="Times New Roman" w:eastAsia="Times New Roman" w:cs="Times New Roman"/>
+          <w:b/>
+          <w:bCs/>
+        </w:rPr>
+        <w:t xml:space="preserve">1.</w:t>
+      </w:r>
+      <w:r>
+        <w:rPr>
+          <w:rFonts w:ascii="Times New Roman" w:hAnsi="Times New Roman" w:eastAsia="Times New Roman" w:cs="Times New Roman"/>
+        </w:rPr>
+        <w:t xml:space="preserve"> </w:t>
+      </w:r>
       <w:r>
         <w:rPr>
           <w:rFonts w:hint="eastAsia" w:ascii="Times New Roman" w:hAnsi="Times New Roman" w:eastAsia="FangSong" w:cs="Times New Roman"/>
@@ -18915,15 +18925,26 @@
         </w:rPr>
         <w:t xml:space="preserve">。</w:t>
       </w:r>
-    </w:p>
-    <w:p>
-      <w:pPr>
-        <w:pStyle w:val="Compact"/>
-        <w:numPr>
-          <w:ilvl w:val="0"/>
-          <w:numId w:val="1011"/>
-        </w:numPr>
-      </w:pPr>
+      <w:r>
+        <w:rPr>
+          <w:rFonts w:ascii="Times New Roman" w:hAnsi="Times New Roman" w:eastAsia="Times New Roman" w:cs="Times New Roman"/>
+        </w:rPr>
+        <w:t xml:space="preserve"> </w:t>
+      </w:r>
+      <w:r>
+        <w:rPr>
+          <w:rFonts w:ascii="Times New Roman" w:hAnsi="Times New Roman" w:eastAsia="Times New Roman" w:cs="Times New Roman"/>
+          <w:b/>
+          <w:bCs/>
+        </w:rPr>
+        <w:t xml:space="preserve">2.</w:t>
+      </w:r>
+      <w:r>
+        <w:rPr>
+          <w:rFonts w:ascii="Times New Roman" w:hAnsi="Times New Roman" w:eastAsia="Times New Roman" w:cs="Times New Roman"/>
+        </w:rPr>
+        <w:t xml:space="preserve"> </w:t>
+      </w:r>
       <w:r>
         <w:rPr>
           <w:rFonts w:hint="eastAsia" w:ascii="Times New Roman" w:hAnsi="Times New Roman" w:eastAsia="FangSong" w:cs="Times New Roman"/>
@@ -19084,15 +19105,26 @@
         </w:rPr>
         <w:t xml:space="preserve">。</w:t>
       </w:r>
-    </w:p>
-    <w:p>
-      <w:pPr>
-        <w:pStyle w:val="Compact"/>
-        <w:numPr>
-          <w:ilvl w:val="0"/>
-          <w:numId w:val="1011"/>
-        </w:numPr>
-      </w:pPr>
+      <w:r>
+        <w:rPr>
+          <w:rFonts w:ascii="Times New Roman" w:hAnsi="Times New Roman" w:eastAsia="Times New Roman" w:cs="Times New Roman"/>
+        </w:rPr>
+        <w:t xml:space="preserve"> </w:t>
+      </w:r>
+      <w:r>
+        <w:rPr>
+          <w:rFonts w:ascii="Times New Roman" w:hAnsi="Times New Roman" w:eastAsia="Times New Roman" w:cs="Times New Roman"/>
+          <w:b/>
+          <w:bCs/>
+        </w:rPr>
+        <w:t xml:space="preserve">3.</w:t>
+      </w:r>
+      <w:r>
+        <w:rPr>
+          <w:rFonts w:ascii="Times New Roman" w:hAnsi="Times New Roman" w:eastAsia="Times New Roman" w:cs="Times New Roman"/>
+        </w:rPr>
+        <w:t xml:space="preserve"> </w:t>
+      </w:r>
       <w:r>
         <w:rPr>
           <w:rFonts w:hint="eastAsia" w:ascii="Times New Roman" w:hAnsi="Times New Roman" w:eastAsia="FangSong" w:cs="Times New Roman"/>
@@ -19153,15 +19185,26 @@
         </w:rPr>
         <w:t>。</w:t>
       </w:r>
-    </w:p>
-    <w:p>
-      <w:pPr>
-        <w:pStyle w:val="Compact"/>
-        <w:numPr>
-          <w:ilvl w:val="0"/>
-          <w:numId w:val="1011"/>
-        </w:numPr>
-      </w:pPr>
+      <w:r>
+        <w:rPr>
+          <w:rFonts w:ascii="Times New Roman" w:hAnsi="Times New Roman" w:eastAsia="Times New Roman" w:cs="Times New Roman"/>
+        </w:rPr>
+        <w:t xml:space="preserve"> </w:t>
+      </w:r>
+      <w:r>
+        <w:rPr>
+          <w:rFonts w:ascii="Times New Roman" w:hAnsi="Times New Roman" w:eastAsia="Times New Roman" w:cs="Times New Roman"/>
+          <w:b/>
+          <w:bCs/>
+        </w:rPr>
+        <w:t xml:space="preserve">4.</w:t>
+      </w:r>
+      <w:r>
+        <w:rPr>
+          <w:rFonts w:ascii="Times New Roman" w:hAnsi="Times New Roman" w:eastAsia="Times New Roman" w:cs="Times New Roman"/>
+        </w:rPr>
+        <w:t xml:space="preserve"> </w:t>
+      </w:r>
       <w:r>
         <w:rPr>
           <w:rFonts w:hint="eastAsia" w:ascii="Times New Roman" w:hAnsi="Times New Roman" w:eastAsia="FangSong" w:cs="Times New Roman"/>
@@ -19354,15 +19397,26 @@
         </w:rPr>
         <w:t xml:space="preserve"> q^T。</w:t>
       </w:r>
-    </w:p>
-    <w:p>
-      <w:pPr>
-        <w:pStyle w:val="Compact"/>
-        <w:numPr>
-          <w:ilvl w:val="0"/>
-          <w:numId w:val="1011"/>
-        </w:numPr>
-      </w:pPr>
+      <w:r>
+        <w:rPr>
+          <w:rFonts w:ascii="Times New Roman" w:hAnsi="Times New Roman" w:eastAsia="Times New Roman" w:cs="Times New Roman"/>
+        </w:rPr>
+        <w:t xml:space="preserve"> </w:t>
+      </w:r>
+      <w:r>
+        <w:rPr>
+          <w:rFonts w:ascii="Times New Roman" w:hAnsi="Times New Roman" w:eastAsia="Times New Roman" w:cs="Times New Roman"/>
+          <w:b/>
+          <w:bCs/>
+        </w:rPr>
+        <w:t xml:space="preserve">5.</w:t>
+      </w:r>
+      <w:r>
+        <w:rPr>
+          <w:rFonts w:ascii="Times New Roman" w:hAnsi="Times New Roman" w:eastAsia="Times New Roman" w:cs="Times New Roman"/>
+        </w:rPr>
+        <w:t xml:space="preserve"> </w:t>
+      </w:r>
       <w:r>
         <w:rPr>
           <w:rFonts w:hint="eastAsia" w:ascii="Times New Roman" w:hAnsi="Times New Roman" w:eastAsia="FangSong" w:cs="Times New Roman"/>
@@ -19567,12 +19621,22 @@
     </w:p>
     <w:p>
       <w:pPr>
-        <w:pStyle w:val="Compact"/>
-        <w:numPr>
-          <w:ilvl w:val="0"/>
-          <w:numId w:val="1012"/>
-        </w:numPr>
+        <w:pStyle w:val="FirstParagraph"/>
       </w:pPr>
+      <w:r>
+        <w:rPr>
+          <w:rFonts w:ascii="Times New Roman" w:hAnsi="Times New Roman" w:eastAsia="Times New Roman" w:cs="Times New Roman"/>
+          <w:b/>
+          <w:bCs/>
+        </w:rPr>
+        <w:t xml:space="preserve">6.</w:t>
+      </w:r>
+      <w:r>
+        <w:rPr>
+          <w:rFonts w:ascii="Times New Roman" w:hAnsi="Times New Roman" w:eastAsia="Times New Roman" w:cs="Times New Roman"/>
+        </w:rPr>
+        <w:t xml:space="preserve"> </w:t>
+      </w:r>
       <w:r>
         <w:rPr>
           <w:rFonts w:hint="eastAsia" w:ascii="Times New Roman" w:hAnsi="Times New Roman" w:eastAsia="FangSong" w:cs="Times New Roman"/>
@@ -19849,15 +19913,26 @@
         </w:rPr>
         <w:t xml:space="preserve">。</w:t>
       </w:r>
-    </w:p>
-    <w:p>
-      <w:pPr>
-        <w:pStyle w:val="Compact"/>
-        <w:numPr>
-          <w:ilvl w:val="0"/>
-          <w:numId w:val="1012"/>
-        </w:numPr>
-      </w:pPr>
+      <w:r>
+        <w:rPr>
+          <w:rFonts w:ascii="Times New Roman" w:hAnsi="Times New Roman" w:eastAsia="Times New Roman" w:cs="Times New Roman"/>
+        </w:rPr>
+        <w:t xml:space="preserve"> </w:t>
+      </w:r>
+      <w:r>
+        <w:rPr>
+          <w:rFonts w:ascii="Times New Roman" w:hAnsi="Times New Roman" w:eastAsia="Times New Roman" w:cs="Times New Roman"/>
+          <w:b/>
+          <w:bCs/>
+        </w:rPr>
+        <w:t xml:space="preserve">7.</w:t>
+      </w:r>
+      <w:r>
+        <w:rPr>
+          <w:rFonts w:ascii="Times New Roman" w:hAnsi="Times New Roman" w:eastAsia="Times New Roman" w:cs="Times New Roman"/>
+        </w:rPr>
+        <w:t xml:space="preserve"> </w:t>
+      </w:r>
       <w:r>
         <w:rPr>
           <w:rFonts w:hint="eastAsia" w:ascii="Times New Roman" w:hAnsi="Times New Roman" w:eastAsia="FangSong" w:cs="Times New Roman"/>
@@ -20066,15 +20141,26 @@
         </w:rPr>
         <w:t xml:space="preserve">。</w:t>
       </w:r>
-    </w:p>
-    <w:p>
-      <w:pPr>
-        <w:pStyle w:val="Compact"/>
-        <w:numPr>
-          <w:ilvl w:val="0"/>
-          <w:numId w:val="1012"/>
-        </w:numPr>
-      </w:pPr>
+      <w:r>
+        <w:rPr>
+          <w:rFonts w:ascii="Times New Roman" w:hAnsi="Times New Roman" w:eastAsia="Times New Roman" w:cs="Times New Roman"/>
+        </w:rPr>
+        <w:t xml:space="preserve"> </w:t>
+      </w:r>
+      <w:r>
+        <w:rPr>
+          <w:rFonts w:ascii="Times New Roman" w:hAnsi="Times New Roman" w:eastAsia="Times New Roman" w:cs="Times New Roman"/>
+          <w:b/>
+          <w:bCs/>
+        </w:rPr>
+        <w:t xml:space="preserve">8.</w:t>
+      </w:r>
+      <w:r>
+        <w:rPr>
+          <w:rFonts w:ascii="Times New Roman" w:hAnsi="Times New Roman" w:eastAsia="Times New Roman" w:cs="Times New Roman"/>
+        </w:rPr>
+        <w:t xml:space="preserve"> </w:t>
+      </w:r>
       <w:r>
         <w:rPr>
           <w:rFonts w:hint="eastAsia" w:ascii="Times New Roman" w:hAnsi="Times New Roman" w:eastAsia="FangSong" w:cs="Times New Roman"/>
@@ -20301,15 +20387,26 @@
         </w:rPr>
         <w:t xml:space="preserve">K）。</w:t>
       </w:r>
-    </w:p>
-    <w:p>
-      <w:pPr>
-        <w:pStyle w:val="Compact"/>
-        <w:numPr>
-          <w:ilvl w:val="0"/>
-          <w:numId w:val="1012"/>
-        </w:numPr>
-      </w:pPr>
+      <w:r>
+        <w:rPr>
+          <w:rFonts w:ascii="Times New Roman" w:hAnsi="Times New Roman" w:eastAsia="Times New Roman" w:cs="Times New Roman"/>
+        </w:rPr>
+        <w:t xml:space="preserve"> </w:t>
+      </w:r>
+      <w:r>
+        <w:rPr>
+          <w:rFonts w:ascii="Times New Roman" w:hAnsi="Times New Roman" w:eastAsia="Times New Roman" w:cs="Times New Roman"/>
+          <w:b/>
+          <w:bCs/>
+        </w:rPr>
+        <w:t xml:space="preserve">9.</w:t>
+      </w:r>
+      <w:r>
+        <w:rPr>
+          <w:rFonts w:ascii="Times New Roman" w:hAnsi="Times New Roman" w:eastAsia="Times New Roman" w:cs="Times New Roman"/>
+        </w:rPr>
+        <w:t xml:space="preserve"> </w:t>
+      </w:r>
       <w:r>
         <w:rPr>
           <w:rFonts w:hint="eastAsia" w:ascii="Times New Roman" w:hAnsi="Times New Roman" w:eastAsia="FangSong" w:cs="Times New Roman"/>
@@ -20522,15 +20619,26 @@
         </w:rPr>
         <w:t xml:space="preserve">。</w:t>
       </w:r>
-    </w:p>
-    <w:p>
-      <w:pPr>
-        <w:pStyle w:val="Compact"/>
-        <w:numPr>
-          <w:ilvl w:val="0"/>
-          <w:numId w:val="1012"/>
-        </w:numPr>
-      </w:pPr>
+      <w:r>
+        <w:rPr>
+          <w:rFonts w:ascii="Times New Roman" w:hAnsi="Times New Roman" w:eastAsia="Times New Roman" w:cs="Times New Roman"/>
+        </w:rPr>
+        <w:t xml:space="preserve"> </w:t>
+      </w:r>
+      <w:r>
+        <w:rPr>
+          <w:rFonts w:ascii="Times New Roman" w:hAnsi="Times New Roman" w:eastAsia="Times New Roman" w:cs="Times New Roman"/>
+          <w:b/>
+          <w:bCs/>
+        </w:rPr>
+        <w:t xml:space="preserve">10.</w:t>
+      </w:r>
+      <w:r>
+        <w:rPr>
+          <w:rFonts w:ascii="Times New Roman" w:hAnsi="Times New Roman" w:eastAsia="Times New Roman" w:cs="Times New Roman"/>
+        </w:rPr>
+        <w:t xml:space="preserve"> </w:t>
+      </w:r>
       <w:r>
         <w:rPr>
           <w:rFonts w:hint="eastAsia" w:ascii="Times New Roman" w:hAnsi="Times New Roman" w:eastAsia="FangSong" w:cs="Times New Roman"/>
@@ -20662,12 +20770,22 @@
     </w:p>
     <w:p>
       <w:pPr>
-        <w:pStyle w:val="Compact"/>
-        <w:numPr>
-          <w:ilvl w:val="0"/>
-          <w:numId w:val="1013"/>
-        </w:numPr>
+        <w:pStyle w:val="FirstParagraph"/>
       </w:pPr>
+      <w:r>
+        <w:rPr>
+          <w:rFonts w:ascii="Times New Roman" w:hAnsi="Times New Roman" w:eastAsia="Times New Roman" w:cs="Times New Roman"/>
+          <w:b/>
+          <w:bCs/>
+        </w:rPr>
+        <w:t xml:space="preserve">11.</w:t>
+      </w:r>
+      <w:r>
+        <w:rPr>
+          <w:rFonts w:ascii="Times New Roman" w:hAnsi="Times New Roman" w:eastAsia="Times New Roman" w:cs="Times New Roman"/>
+        </w:rPr>
+        <w:t xml:space="preserve"> </w:t>
+      </w:r>
       <w:r>
         <w:rPr>
           <w:rFonts w:ascii="Times New Roman" w:hAnsi="Times New Roman" w:eastAsia="Times New Roman" w:cs="Times New Roman"/>
@@ -20869,15 +20987,26 @@
         </w:rPr>
         <w:t>）。</w:t>
       </w:r>
-    </w:p>
-    <w:p>
-      <w:pPr>
-        <w:pStyle w:val="Compact"/>
-        <w:numPr>
-          <w:ilvl w:val="0"/>
-          <w:numId w:val="1013"/>
-        </w:numPr>
-      </w:pPr>
+      <w:r>
+        <w:rPr>
+          <w:rFonts w:ascii="Times New Roman" w:hAnsi="Times New Roman" w:eastAsia="Times New Roman" w:cs="Times New Roman"/>
+        </w:rPr>
+        <w:t xml:space="preserve"> </w:t>
+      </w:r>
+      <w:r>
+        <w:rPr>
+          <w:rFonts w:ascii="Times New Roman" w:hAnsi="Times New Roman" w:eastAsia="Times New Roman" w:cs="Times New Roman"/>
+          <w:b/>
+          <w:bCs/>
+        </w:rPr>
+        <w:t xml:space="preserve">12.</w:t>
+      </w:r>
+      <w:r>
+        <w:rPr>
+          <w:rFonts w:ascii="Times New Roman" w:hAnsi="Times New Roman" w:eastAsia="Times New Roman" w:cs="Times New Roman"/>
+        </w:rPr>
+        <w:t xml:space="preserve"> </w:t>
+      </w:r>
       <w:r>
         <w:rPr>
           <w:rFonts w:hint="eastAsia" w:ascii="Times New Roman" w:hAnsi="Times New Roman" w:eastAsia="FangSong" w:cs="Times New Roman"/>
@@ -21019,15 +21148,26 @@
         </w:rPr>
         <w:t xml:space="preserve">）。</w:t>
       </w:r>
-    </w:p>
-    <w:p>
-      <w:pPr>
-        <w:pStyle w:val="Compact"/>
-        <w:numPr>
-          <w:ilvl w:val="0"/>
-          <w:numId w:val="1013"/>
-        </w:numPr>
-      </w:pPr>
+      <w:r>
+        <w:rPr>
+          <w:rFonts w:ascii="Times New Roman" w:hAnsi="Times New Roman" w:eastAsia="Times New Roman" w:cs="Times New Roman"/>
+        </w:rPr>
+        <w:t xml:space="preserve"> </w:t>
+      </w:r>
+      <w:r>
+        <w:rPr>
+          <w:rFonts w:ascii="Times New Roman" w:hAnsi="Times New Roman" w:eastAsia="Times New Roman" w:cs="Times New Roman"/>
+          <w:b/>
+          <w:bCs/>
+        </w:rPr>
+        <w:t xml:space="preserve">13.</w:t>
+      </w:r>
+      <w:r>
+        <w:rPr>
+          <w:rFonts w:ascii="Times New Roman" w:hAnsi="Times New Roman" w:eastAsia="Times New Roman" w:cs="Times New Roman"/>
+        </w:rPr>
+        <w:t xml:space="preserve"> </w:t>
+      </w:r>
       <w:r>
         <w:rPr>
           <w:rFonts w:ascii="Times New Roman" w:hAnsi="Times New Roman" w:eastAsia="Times New Roman" w:cs="Times New Roman"/>
@@ -21162,15 +21302,26 @@
         </w:rPr>
         <w:t>。</w:t>
       </w:r>
-    </w:p>
-    <w:p>
-      <w:pPr>
-        <w:pStyle w:val="Compact"/>
-        <w:numPr>
-          <w:ilvl w:val="0"/>
-          <w:numId w:val="1013"/>
-        </w:numPr>
-      </w:pPr>
+      <w:r>
+        <w:rPr>
+          <w:rFonts w:ascii="Times New Roman" w:hAnsi="Times New Roman" w:eastAsia="Times New Roman" w:cs="Times New Roman"/>
+        </w:rPr>
+        <w:t xml:space="preserve"> </w:t>
+      </w:r>
+      <w:r>
+        <w:rPr>
+          <w:rFonts w:ascii="Times New Roman" w:hAnsi="Times New Roman" w:eastAsia="Times New Roman" w:cs="Times New Roman"/>
+          <w:b/>
+          <w:bCs/>
+        </w:rPr>
+        <w:t xml:space="preserve">14.</w:t>
+      </w:r>
+      <w:r>
+        <w:rPr>
+          <w:rFonts w:ascii="Times New Roman" w:hAnsi="Times New Roman" w:eastAsia="Times New Roman" w:cs="Times New Roman"/>
+        </w:rPr>
+        <w:t xml:space="preserve"> </w:t>
+      </w:r>
       <w:r>
         <w:rPr>
           <w:rFonts w:ascii="Times New Roman" w:hAnsi="Times New Roman" w:eastAsia="Times New Roman" w:cs="Times New Roman"/>
@@ -21287,15 +21438,26 @@
         </w:rPr>
         <w:t>。</w:t>
       </w:r>
-    </w:p>
-    <w:p>
-      <w:pPr>
-        <w:pStyle w:val="Compact"/>
-        <w:numPr>
-          <w:ilvl w:val="0"/>
-          <w:numId w:val="1013"/>
-        </w:numPr>
-      </w:pPr>
+      <w:r>
+        <w:rPr>
+          <w:rFonts w:ascii="Times New Roman" w:hAnsi="Times New Roman" w:eastAsia="Times New Roman" w:cs="Times New Roman"/>
+        </w:rPr>
+        <w:t xml:space="preserve"> </w:t>
+      </w:r>
+      <w:r>
+        <w:rPr>
+          <w:rFonts w:ascii="Times New Roman" w:hAnsi="Times New Roman" w:eastAsia="Times New Roman" w:cs="Times New Roman"/>
+          <w:b/>
+          <w:bCs/>
+        </w:rPr>
+        <w:t xml:space="preserve">15.</w:t>
+      </w:r>
+      <w:r>
+        <w:rPr>
+          <w:rFonts w:ascii="Times New Roman" w:hAnsi="Times New Roman" w:eastAsia="Times New Roman" w:cs="Times New Roman"/>
+        </w:rPr>
+        <w:t xml:space="preserve"> </w:t>
+      </w:r>
       <w:r>
         <w:rPr>
           <w:rFonts w:hint="eastAsia" w:ascii="Times New Roman" w:hAnsi="Times New Roman" w:eastAsia="FangSong" w:cs="Times New Roman"/>
@@ -21422,15 +21584,18 @@
         </w:rPr>
         <w:t>）。</w:t>
       </w:r>
-    </w:p>
-    <w:p>
-      <w:pPr>
-        <w:pStyle w:val="Compact"/>
-        <w:numPr>
-          <w:ilvl w:val="0"/>
-          <w:numId w:val="1014"/>
-        </w:numPr>
-      </w:pPr>
+      <w:r>
+        <w:rPr>
+          <w:rFonts w:ascii="Times New Roman" w:hAnsi="Times New Roman" w:eastAsia="Times New Roman" w:cs="Times New Roman"/>
+        </w:rPr>
+        <w:t xml:space="preserve"> </w:t>
+      </w:r>
+      <w:r>
+        <w:rPr>
+          <w:rFonts w:ascii="Times New Roman" w:hAnsi="Times New Roman" w:eastAsia="Times New Roman" w:cs="Times New Roman"/>
+        </w:rPr>
+        <w:t xml:space="preserve">- </w:t>
+      </w:r>
       <w:r>
         <w:rPr>
           <w:rFonts w:hint="eastAsia" w:ascii="Times New Roman" w:hAnsi="Times New Roman" w:eastAsia="FangSong" w:cs="Times New Roman"/>
@@ -24061,7 +24226,7 @@
         <w:pStyle w:val="Compact"/>
         <w:numPr>
           <w:ilvl w:val="0"/>
-          <w:numId w:val="1015"/>
+          <w:numId w:val="1011"/>
         </w:numPr>
       </w:pPr>
       <m:oMath>
@@ -24195,7 +24360,7 @@
         <w:pStyle w:val="Compact"/>
         <w:numPr>
           <w:ilvl w:val="0"/>
-          <w:numId w:val="1015"/>
+          <w:numId w:val="1011"/>
         </w:numPr>
       </w:pPr>
       <m:oMath>
@@ -36270,7 +36435,7 @@
         <w:pStyle w:val="Compact"/>
         <w:numPr>
           <w:ilvl w:val="0"/>
-          <w:numId w:val="1016"/>
+          <w:numId w:val="1012"/>
         </w:numPr>
       </w:pPr>
       <w:r>
@@ -36387,7 +36552,7 @@
         <w:pStyle w:val="Compact"/>
         <w:numPr>
           <w:ilvl w:val="0"/>
-          <w:numId w:val="1016"/>
+          <w:numId w:val="1012"/>
         </w:numPr>
       </w:pPr>
       <w:r>
@@ -36486,7 +36651,7 @@
         <w:pStyle w:val="Compact"/>
         <w:numPr>
           <w:ilvl w:val="0"/>
-          <w:numId w:val="1016"/>
+          <w:numId w:val="1012"/>
         </w:numPr>
       </w:pPr>
       <w:r>
@@ -36603,7 +36768,7 @@
         <w:pStyle w:val="Compact"/>
         <w:numPr>
           <w:ilvl w:val="0"/>
-          <w:numId w:val="1016"/>
+          <w:numId w:val="1012"/>
         </w:numPr>
       </w:pPr>
       <w:r>
@@ -36696,7 +36861,7 @@
         <w:pStyle w:val="Compact"/>
         <w:numPr>
           <w:ilvl w:val="0"/>
-          <w:numId w:val="1016"/>
+          <w:numId w:val="1012"/>
         </w:numPr>
       </w:pPr>
       <w:r>
@@ -36789,7 +36954,7 @@
         <w:pStyle w:val="Compact"/>
         <w:numPr>
           <w:ilvl w:val="0"/>
-          <w:numId w:val="1016"/>
+          <w:numId w:val="1012"/>
         </w:numPr>
       </w:pPr>
       <w:r>
@@ -36930,7 +37095,7 @@
         <w:pStyle w:val="Compact"/>
         <w:numPr>
           <w:ilvl w:val="0"/>
-          <w:numId w:val="1016"/>
+          <w:numId w:val="1012"/>
         </w:numPr>
       </w:pPr>
       <w:r>
@@ -37384,176 +37549,6 @@
       </w:pPr>
     </w:lvl>
   </w:abstractNum>
-  <w:abstractNum w:abstractNumId="99416">
-    <w:nsid w:val="00A99416"/>
-    <w:multiLevelType w:val="multilevel"/>
-    <w:lvl w:ilvl="0">
-      <w:start w:val="6"/>
-      <w:numFmt w:val="decimal"/>
-      <w:lvlText w:val="%1."/>
-      <w:lvlJc w:val="left"/>
-      <w:pPr>
-        <w:ind w:left="720" w:hanging="360"/>
-      </w:pPr>
-    </w:lvl>
-    <w:lvl w:ilvl="1">
-      <w:start w:val="6"/>
-      <w:numFmt w:val="decimal"/>
-      <w:lvlText w:val="%2."/>
-      <w:lvlJc w:val="left"/>
-      <w:pPr>
-        <w:ind w:left="1440" w:hanging="360"/>
-      </w:pPr>
-    </w:lvl>
-    <w:lvl w:ilvl="2">
-      <w:start w:val="6"/>
-      <w:numFmt w:val="decimal"/>
-      <w:lvlText w:val="%3."/>
-      <w:lvlJc w:val="left"/>
-      <w:pPr>
-        <w:ind w:left="2160" w:hanging="360"/>
-      </w:pPr>
-    </w:lvl>
-    <w:lvl w:ilvl="3">
-      <w:start w:val="6"/>
-      <w:numFmt w:val="decimal"/>
-      <w:lvlText w:val="%4."/>
-      <w:lvlJc w:val="left"/>
-      <w:pPr>
-        <w:ind w:left="2880" w:hanging="360"/>
-      </w:pPr>
-    </w:lvl>
-    <w:lvl w:ilvl="4">
-      <w:start w:val="6"/>
-      <w:numFmt w:val="decimal"/>
-      <w:lvlText w:val="%5."/>
-      <w:lvlJc w:val="left"/>
-      <w:pPr>
-        <w:ind w:left="3600" w:hanging="360"/>
-      </w:pPr>
-    </w:lvl>
-    <w:lvl w:ilvl="5">
-      <w:start w:val="6"/>
-      <w:numFmt w:val="decimal"/>
-      <w:lvlText w:val="%6."/>
-      <w:lvlJc w:val="left"/>
-      <w:pPr>
-        <w:ind w:left="4320" w:hanging="360"/>
-      </w:pPr>
-    </w:lvl>
-    <w:lvl w:ilvl="6">
-      <w:start w:val="6"/>
-      <w:numFmt w:val="decimal"/>
-      <w:lvlText w:val="%7."/>
-      <w:lvlJc w:val="left"/>
-      <w:pPr>
-        <w:ind w:left="5040" w:hanging="360"/>
-      </w:pPr>
-    </w:lvl>
-    <w:lvl w:ilvl="7">
-      <w:start w:val="6"/>
-      <w:numFmt w:val="decimal"/>
-      <w:lvlText w:val="%8."/>
-      <w:lvlJc w:val="left"/>
-      <w:pPr>
-        <w:ind w:left="5760" w:hanging="360"/>
-      </w:pPr>
-    </w:lvl>
-    <w:lvl w:ilvl="8">
-      <w:start w:val="6"/>
-      <w:numFmt w:val="decimal"/>
-      <w:lvlText w:val="%9."/>
-      <w:lvlJc w:val="left"/>
-      <w:pPr>
-        <w:ind w:left="6480" w:hanging="360"/>
-      </w:pPr>
-    </w:lvl>
-  </w:abstractNum>
-  <w:abstractNum w:abstractNumId="994111">
-    <w:nsid w:val="0A994111"/>
-    <w:multiLevelType w:val="multilevel"/>
-    <w:lvl w:ilvl="0">
-      <w:start w:val="11"/>
-      <w:numFmt w:val="decimal"/>
-      <w:lvlText w:val="%1."/>
-      <w:lvlJc w:val="left"/>
-      <w:pPr>
-        <w:ind w:left="720" w:hanging="360"/>
-      </w:pPr>
-    </w:lvl>
-    <w:lvl w:ilvl="1">
-      <w:start w:val="11"/>
-      <w:numFmt w:val="decimal"/>
-      <w:lvlText w:val="%2."/>
-      <w:lvlJc w:val="left"/>
-      <w:pPr>
-        <w:ind w:left="1440" w:hanging="360"/>
-      </w:pPr>
-    </w:lvl>
-    <w:lvl w:ilvl="2">
-      <w:start w:val="11"/>
-      <w:numFmt w:val="decimal"/>
-      <w:lvlText w:val="%3."/>
-      <w:lvlJc w:val="left"/>
-      <w:pPr>
-        <w:ind w:left="2160" w:hanging="360"/>
-      </w:pPr>
-    </w:lvl>
-    <w:lvl w:ilvl="3">
-      <w:start w:val="11"/>
-      <w:numFmt w:val="decimal"/>
-      <w:lvlText w:val="%4."/>
-      <w:lvlJc w:val="left"/>
-      <w:pPr>
-        <w:ind w:left="2880" w:hanging="360"/>
-      </w:pPr>
-    </w:lvl>
-    <w:lvl w:ilvl="4">
-      <w:start w:val="11"/>
-      <w:numFmt w:val="decimal"/>
-      <w:lvlText w:val="%5."/>
-      <w:lvlJc w:val="left"/>
-      <w:pPr>
-        <w:ind w:left="3600" w:hanging="360"/>
-      </w:pPr>
-    </w:lvl>
-    <w:lvl w:ilvl="5">
-      <w:start w:val="11"/>
-      <w:numFmt w:val="decimal"/>
-      <w:lvlText w:val="%6."/>
-      <w:lvlJc w:val="left"/>
-      <w:pPr>
-        <w:ind w:left="4320" w:hanging="360"/>
-      </w:pPr>
-    </w:lvl>
-    <w:lvl w:ilvl="6">
-      <w:start w:val="11"/>
-      <w:numFmt w:val="decimal"/>
-      <w:lvlText w:val="%7."/>
-      <w:lvlJc w:val="left"/>
-      <w:pPr>
-        <w:ind w:left="5040" w:hanging="360"/>
-      </w:pPr>
-    </w:lvl>
-    <w:lvl w:ilvl="7">
-      <w:start w:val="11"/>
-      <w:numFmt w:val="decimal"/>
-      <w:lvlText w:val="%8."/>
-      <w:lvlJc w:val="left"/>
-      <w:pPr>
-        <w:ind w:left="5760" w:hanging="360"/>
-      </w:pPr>
-    </w:lvl>
-    <w:lvl w:ilvl="8">
-      <w:start w:val="11"/>
-      <w:numFmt w:val="decimal"/>
-      <w:lvlText w:val="%9."/>
-      <w:lvlJc w:val="left"/>
-      <w:pPr>
-        <w:ind w:left="6480" w:hanging="360"/>
-      </w:pPr>
-    </w:lvl>
-  </w:abstractNum>
   <w:num w:numId="1000">
     <w:abstractNumId w:val="990"/>
   </w:num>
@@ -37615,102 +37610,9 @@
     <w:abstractNumId w:val="991"/>
   </w:num>
   <w:num w:numId="1011">
-    <w:abstractNumId w:val="99411"/>
-    <w:lvlOverride w:ilvl="0">
-      <w:startOverride w:val="1"/>
-    </w:lvlOverride>
-    <w:lvlOverride w:ilvl="1">
-      <w:startOverride w:val="1"/>
-    </w:lvlOverride>
-    <w:lvlOverride w:ilvl="2">
-      <w:startOverride w:val="1"/>
-    </w:lvlOverride>
-    <w:lvlOverride w:ilvl="3">
-      <w:startOverride w:val="1"/>
-    </w:lvlOverride>
-    <w:lvlOverride w:ilvl="4">
-      <w:startOverride w:val="1"/>
-    </w:lvlOverride>
-    <w:lvlOverride w:ilvl="5">
-      <w:startOverride w:val="1"/>
-    </w:lvlOverride>
-    <w:lvlOverride w:ilvl="6">
-      <w:startOverride w:val="1"/>
-    </w:lvlOverride>
-    <w:lvlOverride w:ilvl="7">
-      <w:startOverride w:val="1"/>
-    </w:lvlOverride>
-    <w:lvlOverride w:ilvl="8">
-      <w:startOverride w:val="1"/>
-    </w:lvlOverride>
+    <w:abstractNumId w:val="991"/>
   </w:num>
   <w:num w:numId="1012">
-    <w:abstractNumId w:val="99416"/>
-    <w:lvlOverride w:ilvl="0">
-      <w:startOverride w:val="6"/>
-    </w:lvlOverride>
-    <w:lvlOverride w:ilvl="1">
-      <w:startOverride w:val="6"/>
-    </w:lvlOverride>
-    <w:lvlOverride w:ilvl="2">
-      <w:startOverride w:val="6"/>
-    </w:lvlOverride>
-    <w:lvlOverride w:ilvl="3">
-      <w:startOverride w:val="6"/>
-    </w:lvlOverride>
-    <w:lvlOverride w:ilvl="4">
-      <w:startOverride w:val="6"/>
-    </w:lvlOverride>
-    <w:lvlOverride w:ilvl="5">
-      <w:startOverride w:val="6"/>
-    </w:lvlOverride>
-    <w:lvlOverride w:ilvl="6">
-      <w:startOverride w:val="6"/>
-    </w:lvlOverride>
-    <w:lvlOverride w:ilvl="7">
-      <w:startOverride w:val="6"/>
-    </w:lvlOverride>
-    <w:lvlOverride w:ilvl="8">
-      <w:startOverride w:val="6"/>
-    </w:lvlOverride>
-  </w:num>
-  <w:num w:numId="1013">
-    <w:abstractNumId w:val="994111"/>
-    <w:lvlOverride w:ilvl="0">
-      <w:startOverride w:val="11"/>
-    </w:lvlOverride>
-    <w:lvlOverride w:ilvl="1">
-      <w:startOverride w:val="11"/>
-    </w:lvlOverride>
-    <w:lvlOverride w:ilvl="2">
-      <w:startOverride w:val="11"/>
-    </w:lvlOverride>
-    <w:lvlOverride w:ilvl="3">
-      <w:startOverride w:val="11"/>
-    </w:lvlOverride>
-    <w:lvlOverride w:ilvl="4">
-      <w:startOverride w:val="11"/>
-    </w:lvlOverride>
-    <w:lvlOverride w:ilvl="5">
-      <w:startOverride w:val="11"/>
-    </w:lvlOverride>
-    <w:lvlOverride w:ilvl="6">
-      <w:startOverride w:val="11"/>
-    </w:lvlOverride>
-    <w:lvlOverride w:ilvl="7">
-      <w:startOverride w:val="11"/>
-    </w:lvlOverride>
-    <w:lvlOverride w:ilvl="8">
-      <w:startOverride w:val="11"/>
-    </w:lvlOverride>
-  </w:num>
-  <w:num w:numId="1014">
-    <w:abstractNumId w:val="991"/>
-  </w:num>
-  <w:num w:numId="1015">
-    <w:abstractNumId w:val="991"/>
-  </w:num>
-  <w:num w:numId="1016">
     <w:abstractNumId w:val="991"/>
   </w:num>
 </w:numbering>

--- a/06-学生侧材料/讲义/3-物理化学/统计热力学与Maxwell关系-超级充实版（自学完整）.docx
+++ b/06-学生侧材料/讲义/3-物理化学/统计热力学与Maxwell关系-超级充实版（自学完整）.docx
@@ -96,35 +96,59 @@
         </w:pict>
       </w:r>
     </w:p>
-    <w:bookmarkStart w:id="9" w:name="学习目标可测量"/>
+    <w:bookmarkStart w:id="9" w:name="学习目标"/>
     <w:p>
       <w:pPr>
         <w:pStyle w:val="Heading2"/>
-        <w:spacing w:after="120" w:before="280"/>
+        <w:spacing w:before="280" w:after="120"/>
       </w:pPr>
       <w:r>
         <w:rPr>
           <w:rFonts w:hint="eastAsia" w:ascii="Times New Roman" w:hAnsi="Times New Roman" w:eastAsia="SimHei" w:cs="Times New Roman"/>
         </w:rPr>
-        <w:t>学习目标</w:t>
-      </w:r>
-      <w:r>
-        <w:rPr>
-          <w:rFonts w:hint="eastAsia" w:ascii="Times New Roman" w:hAnsi="Times New Roman" w:eastAsia="Times New Roman" w:cs="Times New Roman"/>
-        </w:rPr>
-        <w:t>（</w:t>
-      </w:r>
-      <w:r>
-        <w:rPr>
-          <w:rFonts w:hint="eastAsia" w:ascii="Times New Roman" w:hAnsi="Times New Roman" w:eastAsia="SimHei" w:cs="Times New Roman"/>
-        </w:rPr>
-        <w:t>可测量</w:t>
-      </w:r>
-      <w:r>
-        <w:rPr>
-          <w:rFonts w:hint="eastAsia" w:ascii="Times New Roman" w:hAnsi="Times New Roman" w:eastAsia="Times New Roman" w:cs="Times New Roman"/>
-        </w:rPr>
-        <w:t>）</w:t>
+        <w:t xml:space="preserve">学习目标</w:t>
+      </w:r>
+    </w:p>
+    <w:p>
+      <w:pPr>
+        <w:pStyle w:val="BlockText"/>
+        <w:spacing w:after="80"/>
+      </w:pPr>
+      <w:r>
+        <w:rPr>
+          <w:rFonts w:hint="eastAsia" w:ascii="Times New Roman" w:hAnsi="Times New Roman" w:eastAsia="FangSong" w:cs="Times New Roman"/>
+        </w:rPr>
+        <w:t>对齐考纲</w:t>
+      </w:r>
+      <w:r>
+        <w:rPr>
+          <w:rFonts w:hint="eastAsia" w:ascii="Times New Roman" w:hAnsi="Times New Roman" w:eastAsia="Times New Roman" w:cs="Times New Roman"/>
+        </w:rPr>
+        <w:t>：</w:t>
+      </w:r>
+      <w:r>
+        <w:rPr>
+          <w:rFonts w:hint="eastAsia" w:ascii="Times New Roman" w:hAnsi="Times New Roman" w:eastAsia="FangSong" w:cs="Times New Roman"/>
+        </w:rPr>
+        <w:t>决赛</w:t>
+      </w:r>
+      <w:r>
+        <w:rPr>
+          <w:rFonts w:hint="eastAsia" w:ascii="Times New Roman" w:hAnsi="Times New Roman" w:eastAsia="Times New Roman" w:cs="Times New Roman"/>
+        </w:rPr>
+        <w:t>04</w:t>
+      </w:r>
+      <w:r>
+        <w:rPr>
+          <w:rFonts w:ascii="Times New Roman" w:hAnsi="Times New Roman" w:eastAsia="Times New Roman" w:cs="Times New Roman"/>
+        </w:rPr>
+        <w:t xml:space="preserve"> </w:t>
+      </w:r>
+      <w:r>
+        <w:rPr>
+          <w:rFonts w:hint="eastAsia" w:ascii="Times New Roman" w:hAnsi="Times New Roman" w:eastAsia="FangSong" w:cs="Times New Roman"/>
+        </w:rPr>
+        <w:t xml:space="preserve">热力学</w:t>
       </w:r>
     </w:p>
     <w:tbl>
@@ -135,9 +159,8 @@
         <w:tblLook w:firstRow="1" w:lastRow="0" w:firstColumn="0" w:lastColumn="0" w:noHBand="0" w:noVBand="0" w:val="0020"/>
       </w:tblPr>
       <w:tblGrid>
-        <w:gridCol w:w="2640"/>
-        <w:gridCol w:w="2640"/>
-        <w:gridCol w:w="2640"/>
+        <w:gridCol w:w="3960"/>
+        <w:gridCol w:w="3960"/>
       </w:tblGrid>
       <w:tr>
         <w:trPr>
@@ -152,10 +175,10 @@
             </w:pPr>
             <w:r>
               <w:rPr>
-                <w:rFonts w:ascii="Times New Roman" w:hAnsi="Times New Roman" w:eastAsia="Times New Roman" w:cs="Times New Roman"/>
+                <w:rFonts w:hint="eastAsia" w:ascii="Times New Roman" w:hAnsi="Times New Roman" w:eastAsia="SimHei" w:cs="Times New Roman"/>
                 <w:b/>
               </w:rPr>
-              <w:t xml:space="preserve">#</w:t>
+              <w:t xml:space="preserve">考纲条目</w:t>
             </w:r>
           </w:p>
         </w:tc>
@@ -171,23 +194,7 @@
                 <w:rFonts w:hint="eastAsia" w:ascii="Times New Roman" w:hAnsi="Times New Roman" w:eastAsia="SimHei" w:cs="Times New Roman"/>
                 <w:b/>
               </w:rPr>
-              <w:t xml:space="preserve">目标</w:t>
-            </w:r>
-          </w:p>
-        </w:tc>
-        <w:tc>
-          <w:tcPr/>
-          <w:p>
-            <w:pPr>
-              <w:pStyle w:val="Compact"/>
-              <w:jc w:val="center"/>
-            </w:pPr>
-            <w:r>
-              <w:rPr>
-                <w:rFonts w:hint="eastAsia" w:ascii="Times New Roman" w:hAnsi="Times New Roman" w:eastAsia="SimHei" w:cs="Times New Roman"/>
-                <w:b/>
-              </w:rPr>
-              <w:t xml:space="preserve">达成判据</w:t>
+              <w:t xml:space="preserve">学完本讲你应能</w:t>
             </w:r>
           </w:p>
         </w:tc>
@@ -202,9 +209,51 @@
             </w:pPr>
             <w:r>
               <w:rPr>
+                <w:rFonts w:hint="eastAsia" w:ascii="Times New Roman" w:hAnsi="Times New Roman" w:eastAsia="FangSong" w:cs="Times New Roman"/>
+              </w:rPr>
+              <w:t>决赛</w:t>
+            </w:r>
+            <w:r>
+              <w:rPr>
+                <w:rFonts w:hint="eastAsia" w:ascii="Times New Roman" w:hAnsi="Times New Roman" w:eastAsia="Times New Roman" w:cs="Times New Roman"/>
+              </w:rPr>
+              <w:t>04</w:t>
+            </w:r>
+            <w:r>
+              <w:rPr>
                 <w:rFonts w:ascii="Times New Roman" w:hAnsi="Times New Roman" w:eastAsia="Times New Roman" w:cs="Times New Roman"/>
               </w:rPr>
-              <w:t xml:space="preserve">1</w:t>
+              <w:t xml:space="preserve"> </w:t>
+            </w:r>
+            <w:r>
+              <w:rPr>
+                <w:rFonts w:hint="eastAsia" w:ascii="Times New Roman" w:hAnsi="Times New Roman" w:eastAsia="FangSong" w:cs="Times New Roman"/>
+              </w:rPr>
+              <w:t xml:space="preserve">热力学</w:t>
+            </w:r>
+            <w:r>
+              <w:rPr>
+                <w:rFonts w:ascii="Times New Roman" w:hAnsi="Times New Roman" w:eastAsia="Times New Roman" w:cs="Times New Roman"/>
+              </w:rPr>
+              <w:t xml:space="preserve"> · </w:t>
+            </w:r>
+            <w:r>
+              <w:rPr>
+                <w:rFonts w:hint="eastAsia" w:ascii="Times New Roman" w:hAnsi="Times New Roman" w:eastAsia="FangSong" w:cs="Times New Roman"/>
+              </w:rPr>
+              <w:t xml:space="preserve">热力学基本方程与</w:t>
+            </w:r>
+            <w:r>
+              <w:rPr>
+                <w:rFonts w:ascii="Times New Roman" w:hAnsi="Times New Roman" w:eastAsia="Times New Roman" w:cs="Times New Roman"/>
+              </w:rPr>
+              <w:t xml:space="preserve"> Legendre </w:t>
+            </w:r>
+            <w:r>
+              <w:rPr>
+                <w:rFonts w:hint="eastAsia" w:ascii="Times New Roman" w:hAnsi="Times New Roman" w:eastAsia="FangSong" w:cs="Times New Roman"/>
+              </w:rPr>
+              <w:t xml:space="preserve">变换</w:t>
             </w:r>
           </w:p>
         </w:tc>
@@ -243,22 +292,19 @@
               <w:rPr>
                 <w:rFonts w:hint="eastAsia" w:ascii="Times New Roman" w:hAnsi="Times New Roman" w:eastAsia="FangSong" w:cs="Times New Roman"/>
               </w:rPr>
-              <w:t xml:space="preserve">变换得到四大基本方程</w:t>
+              <w:t>变换得到四大基本方程</w:t>
             </w:r>
-          </w:p>
-        </w:tc>
-        <w:tc>
-          <w:tcPr/>
-          <w:p>
-            <w:pPr>
-              <w:pStyle w:val="Compact"/>
-              <w:jc w:val="center"/>
-            </w:pPr>
+            <w:r>
+              <w:rPr>
+                <w:rFonts w:hint="eastAsia" w:ascii="Times New Roman" w:hAnsi="Times New Roman" w:eastAsia="Times New Roman" w:cs="Times New Roman"/>
+              </w:rPr>
+              <w:t>；</w:t>
+            </w:r>
             <w:r>
               <w:rPr>
                 <w:rFonts w:hint="eastAsia" w:ascii="Times New Roman" w:hAnsi="Times New Roman" w:eastAsia="FangSong" w:cs="Times New Roman"/>
               </w:rPr>
-              <w:t xml:space="preserve">能写出</w:t>
+              <w:t>能写出</w:t>
             </w:r>
             <w:r>
               <w:rPr>
@@ -285,9 +331,39 @@
             </w:pPr>
             <w:r>
               <w:rPr>
+                <w:rFonts w:hint="eastAsia" w:ascii="Times New Roman" w:hAnsi="Times New Roman" w:eastAsia="FangSong" w:cs="Times New Roman"/>
+              </w:rPr>
+              <w:t>决赛</w:t>
+            </w:r>
+            <w:r>
+              <w:rPr>
+                <w:rFonts w:hint="eastAsia" w:ascii="Times New Roman" w:hAnsi="Times New Roman" w:eastAsia="Times New Roman" w:cs="Times New Roman"/>
+              </w:rPr>
+              <w:t>04</w:t>
+            </w:r>
+            <w:r>
+              <w:rPr>
                 <w:rFonts w:ascii="Times New Roman" w:hAnsi="Times New Roman" w:eastAsia="Times New Roman" w:cs="Times New Roman"/>
               </w:rPr>
-              <w:t xml:space="preserve">2</w:t>
+              <w:t xml:space="preserve"> </w:t>
+            </w:r>
+            <w:r>
+              <w:rPr>
+                <w:rFonts w:hint="eastAsia" w:ascii="Times New Roman" w:hAnsi="Times New Roman" w:eastAsia="FangSong" w:cs="Times New Roman"/>
+              </w:rPr>
+              <w:t xml:space="preserve">热力学</w:t>
+            </w:r>
+            <w:r>
+              <w:rPr>
+                <w:rFonts w:ascii="Times New Roman" w:hAnsi="Times New Roman" w:eastAsia="Times New Roman" w:cs="Times New Roman"/>
+              </w:rPr>
+              <w:t xml:space="preserve"> · Maxwell </w:t>
+            </w:r>
+            <w:r>
+              <w:rPr>
+                <w:rFonts w:hint="eastAsia" w:ascii="Times New Roman" w:hAnsi="Times New Roman" w:eastAsia="FangSong" w:cs="Times New Roman"/>
+              </w:rPr>
+              <w:t xml:space="preserve">关系及其应用</w:t>
             </w:r>
           </w:p>
         </w:tc>
@@ -314,22 +390,19 @@
               <w:rPr>
                 <w:rFonts w:hint="eastAsia" w:ascii="Times New Roman" w:hAnsi="Times New Roman" w:eastAsia="FangSong" w:cs="Times New Roman"/>
               </w:rPr>
-              <w:t xml:space="preserve">关系并会用记忆口诀</w:t>
+              <w:t>关系并会用记忆口诀</w:t>
             </w:r>
-          </w:p>
-        </w:tc>
-        <w:tc>
-          <w:tcPr/>
-          <w:p>
-            <w:pPr>
-              <w:pStyle w:val="Compact"/>
-              <w:jc w:val="center"/>
-            </w:pPr>
+            <w:r>
+              <w:rPr>
+                <w:rFonts w:hint="eastAsia" w:ascii="Times New Roman" w:hAnsi="Times New Roman" w:eastAsia="Times New Roman" w:cs="Times New Roman"/>
+              </w:rPr>
+              <w:t>；</w:t>
+            </w:r>
             <w:r>
               <w:rPr>
                 <w:rFonts w:hint="eastAsia" w:ascii="Times New Roman" w:hAnsi="Times New Roman" w:eastAsia="FangSong" w:cs="Times New Roman"/>
               </w:rPr>
-              <w:t xml:space="preserve">能由任一基本方程推出对应</w:t>
+              <w:t>能由任一基本方程推出对应</w:t>
             </w:r>
             <w:r>
               <w:rPr>
@@ -341,39 +414,19 @@
               <w:rPr>
                 <w:rFonts w:hint="eastAsia" w:ascii="Times New Roman" w:hAnsi="Times New Roman" w:eastAsia="FangSong" w:cs="Times New Roman"/>
               </w:rPr>
-              <w:t xml:space="preserve">式</w:t>
+              <w:t>式</w:t>
             </w:r>
-          </w:p>
-        </w:tc>
-      </w:tr>
-      <w:tr>
-        <w:tc>
-          <w:tcPr/>
-          <w:p>
-            <w:pPr>
-              <w:pStyle w:val="Compact"/>
-              <w:jc w:val="center"/>
-            </w:pPr>
             <w:r>
               <w:rPr>
-                <w:rFonts w:ascii="Times New Roman" w:hAnsi="Times New Roman" w:eastAsia="Times New Roman" w:cs="Times New Roman"/>
+                <w:rFonts w:hint="eastAsia" w:ascii="Times New Roman" w:hAnsi="Times New Roman" w:eastAsia="Times New Roman" w:cs="Times New Roman"/>
               </w:rPr>
-              <w:t xml:space="preserve">3</w:t>
+              <w:t>；</w:t>
             </w:r>
-          </w:p>
-        </w:tc>
-        <w:tc>
-          <w:tcPr/>
-          <w:p>
-            <w:pPr>
-              <w:pStyle w:val="Compact"/>
-              <w:jc w:val="center"/>
-            </w:pPr>
             <w:r>
               <w:rPr>
                 <w:rFonts w:hint="eastAsia" w:ascii="Times New Roman" w:hAnsi="Times New Roman" w:eastAsia="FangSong" w:cs="Times New Roman"/>
               </w:rPr>
-              <w:t xml:space="preserve">用</w:t>
+              <w:t>用</w:t>
             </w:r>
             <w:r>
               <w:rPr>
@@ -437,22 +490,19 @@
               <w:rPr>
                 <w:rFonts w:hint="eastAsia" w:ascii="Times New Roman" w:hAnsi="Times New Roman" w:eastAsia="FangSong" w:cs="Times New Roman"/>
               </w:rPr>
-              <w:t xml:space="preserve">公式</w:t>
+              <w:t>公式</w:t>
             </w:r>
-          </w:p>
-        </w:tc>
-        <w:tc>
-          <w:tcPr/>
-          <w:p>
-            <w:pPr>
-              <w:pStyle w:val="Compact"/>
-              <w:jc w:val="center"/>
-            </w:pPr>
+            <w:r>
+              <w:rPr>
+                <w:rFonts w:hint="eastAsia" w:ascii="Times New Roman" w:hAnsi="Times New Roman" w:eastAsia="Times New Roman" w:cs="Times New Roman"/>
+              </w:rPr>
+              <w:t>；≥</w:t>
+            </w:r>
             <w:r>
               <w:rPr>
                 <w:rFonts w:ascii="Times New Roman" w:hAnsi="Times New Roman" w:eastAsia="Times New Roman" w:cs="Times New Roman"/>
               </w:rPr>
-              <w:t xml:space="preserve">≥ 85% </w:t>
+              <w:t xml:space="preserve"> 85% </w:t>
             </w:r>
             <w:r>
               <w:rPr>
@@ -473,9 +523,39 @@
             </w:pPr>
             <w:r>
               <w:rPr>
+                <w:rFonts w:hint="eastAsia" w:ascii="Times New Roman" w:hAnsi="Times New Roman" w:eastAsia="FangSong" w:cs="Times New Roman"/>
+              </w:rPr>
+              <w:t>决赛</w:t>
+            </w:r>
+            <w:r>
+              <w:rPr>
+                <w:rFonts w:hint="eastAsia" w:ascii="Times New Roman" w:hAnsi="Times New Roman" w:eastAsia="Times New Roman" w:cs="Times New Roman"/>
+              </w:rPr>
+              <w:t>04</w:t>
+            </w:r>
+            <w:r>
+              <w:rPr>
                 <w:rFonts w:ascii="Times New Roman" w:hAnsi="Times New Roman" w:eastAsia="Times New Roman" w:cs="Times New Roman"/>
               </w:rPr>
-              <w:t xml:space="preserve">4</w:t>
+              <w:t xml:space="preserve"> </w:t>
+            </w:r>
+            <w:r>
+              <w:rPr>
+                <w:rFonts w:hint="eastAsia" w:ascii="Times New Roman" w:hAnsi="Times New Roman" w:eastAsia="FangSong" w:cs="Times New Roman"/>
+              </w:rPr>
+              <w:t xml:space="preserve">热力学</w:t>
+            </w:r>
+            <w:r>
+              <w:rPr>
+                <w:rFonts w:ascii="Times New Roman" w:hAnsi="Times New Roman" w:eastAsia="Times New Roman" w:cs="Times New Roman"/>
+              </w:rPr>
+              <w:t xml:space="preserve"> · </w:t>
+            </w:r>
+            <w:r>
+              <w:rPr>
+                <w:rFonts w:hint="eastAsia" w:ascii="Times New Roman" w:hAnsi="Times New Roman" w:eastAsia="FangSong" w:cs="Times New Roman"/>
+              </w:rPr>
+              <w:t xml:space="preserve">配分函数与统计熵</w:t>
             </w:r>
           </w:p>
         </w:tc>
@@ -502,22 +582,19 @@
               <w:rPr>
                 <w:rFonts w:hint="eastAsia" w:ascii="Times New Roman" w:hAnsi="Times New Roman" w:eastAsia="FangSong" w:cs="Times New Roman"/>
               </w:rPr>
-              <w:t xml:space="preserve">的定义与分解</w:t>
+              <w:t>的定义与分解</w:t>
             </w:r>
-          </w:p>
-        </w:tc>
-        <w:tc>
-          <w:tcPr/>
-          <w:p>
-            <w:pPr>
-              <w:pStyle w:val="Compact"/>
-              <w:jc w:val="center"/>
-            </w:pPr>
+            <w:r>
+              <w:rPr>
+                <w:rFonts w:hint="eastAsia" w:ascii="Times New Roman" w:hAnsi="Times New Roman" w:eastAsia="Times New Roman" w:cs="Times New Roman"/>
+              </w:rPr>
+              <w:t>；</w:t>
+            </w:r>
             <w:r>
               <w:rPr>
                 <w:rFonts w:hint="eastAsia" w:ascii="Times New Roman" w:hAnsi="Times New Roman" w:eastAsia="FangSong" w:cs="Times New Roman"/>
               </w:rPr>
-              <w:t xml:space="preserve">能写</w:t>
+              <w:t>能写</w:t>
             </w:r>
             <w:r>
               <w:rPr>
@@ -599,37 +676,17 @@
                 </m:sub>
               </m:sSub>
             </m:oMath>
-          </w:p>
-        </w:tc>
-      </w:tr>
-      <w:tr>
-        <w:tc>
-          <w:tcPr/>
-          <w:p>
-            <w:pPr>
-              <w:pStyle w:val="Compact"/>
-              <w:jc w:val="center"/>
-            </w:pPr>
             <w:r>
               <w:rPr>
-                <w:rFonts w:ascii="Times New Roman" w:hAnsi="Times New Roman" w:eastAsia="Times New Roman" w:cs="Times New Roman"/>
+                <w:rFonts w:hint="eastAsia" w:ascii="Times New Roman" w:hAnsi="Times New Roman" w:eastAsia="Times New Roman" w:cs="Times New Roman"/>
               </w:rPr>
-              <w:t xml:space="preserve">5</w:t>
+              <w:t>；</w:t>
             </w:r>
-          </w:p>
-        </w:tc>
-        <w:tc>
-          <w:tcPr/>
-          <w:p>
-            <w:pPr>
-              <w:pStyle w:val="Compact"/>
-              <w:jc w:val="center"/>
-            </w:pPr>
             <w:r>
               <w:rPr>
                 <w:rFonts w:hint="eastAsia" w:ascii="Times New Roman" w:hAnsi="Times New Roman" w:eastAsia="FangSong" w:cs="Times New Roman"/>
               </w:rPr>
-              <w:t xml:space="preserve">由</w:t>
+              <w:t>由</w:t>
             </w:r>
             <w:r>
               <w:rPr>
@@ -659,17 +716,14 @@
               <w:rPr>
                 <w:rFonts w:ascii="Times New Roman" w:hAnsi="Times New Roman" w:eastAsia="Times New Roman" w:cs="Times New Roman"/>
               </w:rPr>
-              <w:t xml:space="preserve"> S</w:t>
+              <w:t xml:space="preserve"> </w:t>
             </w:r>
-          </w:p>
-        </w:tc>
-        <w:tc>
-          <w:tcPr/>
-          <w:p>
-            <w:pPr>
-              <w:pStyle w:val="Compact"/>
-              <w:jc w:val="center"/>
-            </w:pPr>
+            <w:r>
+              <w:rPr>
+                <w:rFonts w:hint="eastAsia" w:ascii="Times New Roman" w:hAnsi="Times New Roman" w:eastAsia="Times New Roman" w:cs="Times New Roman"/>
+              </w:rPr>
+              <w:t>S；</w:t>
+            </w:r>
             <w:r>
               <w:rPr>
                 <w:rFonts w:hint="eastAsia" w:ascii="Times New Roman" w:hAnsi="Times New Roman" w:eastAsia="FangSong" w:cs="Times New Roman"/>

--- a/06-学生侧材料/讲义/3-物理化学/统计热力学与Maxwell关系-超级充实版（自学完整）.docx
+++ b/06-学生侧材料/讲义/3-物理化学/统计热力学与Maxwell关系-超级充实版（自学完整）.docx
@@ -22526,13 +22526,17 @@
           <w:b/>
           <w:bCs/>
         </w:rPr>
-        <w:t xml:space="preserve">1. </w:t>
-      </w:r>
-      <w:r>
-        <w:rPr>
-          <w:rFonts w:hint="eastAsia" w:ascii="Times New Roman" w:hAnsi="Times New Roman" w:eastAsia="FangSong" w:cs="Times New Roman"/>
-          <w:b/>
-          <w:bCs/>
+        <w:t xml:space="preserve">1.</w:t>
+      </w:r>
+      <w:r>
+        <w:rPr>
+          <w:rFonts w:ascii="Times New Roman" w:hAnsi="Times New Roman" w:eastAsia="Times New Roman" w:cs="Times New Roman"/>
+        </w:rPr>
+        <w:t xml:space="preserve"> </w:t>
+      </w:r>
+      <w:r>
+        <w:rPr>
+          <w:rFonts w:hint="eastAsia" w:ascii="Times New Roman" w:hAnsi="Times New Roman" w:eastAsia="FangSong" w:cs="Times New Roman"/>
         </w:rPr>
         <w:t xml:space="preserve">四大基本方程</w:t>
       </w:r>
@@ -23228,29 +23232,35 @@
           <w:b/>
           <w:bCs/>
         </w:rPr>
-        <w:t xml:space="preserve">2. Maxwell </w:t>
-      </w:r>
-      <w:r>
-        <w:rPr>
-          <w:rFonts w:hint="eastAsia" w:ascii="Times New Roman" w:hAnsi="Times New Roman" w:eastAsia="FangSong" w:cs="Times New Roman"/>
-          <w:b/>
-          <w:bCs/>
+        <w:t xml:space="preserve">2.</w:t>
+      </w:r>
+      <w:r>
+        <w:rPr>
+          <w:rFonts w:ascii="Times New Roman" w:hAnsi="Times New Roman" w:eastAsia="Times New Roman" w:cs="Times New Roman"/>
+        </w:rPr>
+        <w:t xml:space="preserve"> </w:t>
+      </w:r>
+      <w:r>
+        <w:rPr>
+          <w:rFonts w:ascii="Times New Roman" w:hAnsi="Times New Roman" w:eastAsia="Times New Roman" w:cs="Times New Roman"/>
+        </w:rPr>
+        <w:t xml:space="preserve">Maxwell </w:t>
+      </w:r>
+      <w:r>
+        <w:rPr>
+          <w:rFonts w:hint="eastAsia" w:ascii="Times New Roman" w:hAnsi="Times New Roman" w:eastAsia="FangSong" w:cs="Times New Roman"/>
         </w:rPr>
         <w:t xml:space="preserve">第</w:t>
       </w:r>
       <w:r>
         <w:rPr>
           <w:rFonts w:ascii="Times New Roman" w:hAnsi="Times New Roman" w:eastAsia="Times New Roman" w:cs="Times New Roman"/>
-          <w:b/>
-          <w:bCs/>
         </w:rPr>
         <w:t xml:space="preserve"> 3 </w:t>
       </w:r>
       <w:r>
         <w:rPr>
           <w:rFonts w:hint="eastAsia" w:ascii="Times New Roman" w:hAnsi="Times New Roman" w:eastAsia="FangSong" w:cs="Times New Roman"/>
-          <w:b/>
-          <w:bCs/>
         </w:rPr>
         <w:t xml:space="preserve">条的推导</w:t>
       </w:r>
@@ -24052,13 +24062,23 @@
           <w:b/>
           <w:bCs/>
         </w:rPr>
-        <w:t xml:space="preserve">3. Boltzmann </w:t>
-      </w:r>
-      <w:r>
-        <w:rPr>
-          <w:rFonts w:hint="eastAsia" w:ascii="Times New Roman" w:hAnsi="Times New Roman" w:eastAsia="FangSong" w:cs="Times New Roman"/>
-          <w:b/>
-          <w:bCs/>
+        <w:t xml:space="preserve">3.</w:t>
+      </w:r>
+      <w:r>
+        <w:rPr>
+          <w:rFonts w:ascii="Times New Roman" w:hAnsi="Times New Roman" w:eastAsia="Times New Roman" w:cs="Times New Roman"/>
+        </w:rPr>
+        <w:t xml:space="preserve"> </w:t>
+      </w:r>
+      <w:r>
+        <w:rPr>
+          <w:rFonts w:ascii="Times New Roman" w:hAnsi="Times New Roman" w:eastAsia="Times New Roman" w:cs="Times New Roman"/>
+        </w:rPr>
+        <w:t xml:space="preserve">Boltzmann </w:t>
+      </w:r>
+      <w:r>
+        <w:rPr>
+          <w:rFonts w:hint="eastAsia" w:ascii="Times New Roman" w:hAnsi="Times New Roman" w:eastAsia="FangSong" w:cs="Times New Roman"/>
         </w:rPr>
         <w:t xml:space="preserve">分布与配分函数</w:t>
       </w:r>
@@ -24753,13 +24773,17 @@
           <w:b/>
           <w:bCs/>
         </w:rPr>
-        <w:t xml:space="preserve">4. </w:t>
-      </w:r>
-      <w:r>
-        <w:rPr>
-          <w:rFonts w:hint="eastAsia" w:ascii="Times New Roman" w:hAnsi="Times New Roman" w:eastAsia="FangSong" w:cs="Times New Roman"/>
-          <w:b/>
-          <w:bCs/>
+        <w:t xml:space="preserve">4.</w:t>
+      </w:r>
+      <w:r>
+        <w:rPr>
+          <w:rFonts w:ascii="Times New Roman" w:hAnsi="Times New Roman" w:eastAsia="Times New Roman" w:cs="Times New Roman"/>
+        </w:rPr>
+        <w:t xml:space="preserve"> </w:t>
+      </w:r>
+      <w:r>
+        <w:rPr>
+          <w:rFonts w:hint="eastAsia" w:ascii="Times New Roman" w:hAnsi="Times New Roman" w:eastAsia="FangSong" w:cs="Times New Roman"/>
         </w:rPr>
         <w:t xml:space="preserve">热波长与平动配分函数</w:t>
       </w:r>
@@ -25755,13 +25779,17 @@
           <w:b/>
           <w:bCs/>
         </w:rPr>
-        <w:t xml:space="preserve">5. </w:t>
-      </w:r>
-      <w:r>
-        <w:rPr>
-          <w:rFonts w:hint="eastAsia" w:ascii="Times New Roman" w:hAnsi="Times New Roman" w:eastAsia="FangSong" w:cs="Times New Roman"/>
-          <w:b/>
-          <w:bCs/>
+        <w:t xml:space="preserve">5.</w:t>
+      </w:r>
+      <w:r>
+        <w:rPr>
+          <w:rFonts w:ascii="Times New Roman" w:hAnsi="Times New Roman" w:eastAsia="Times New Roman" w:cs="Times New Roman"/>
+        </w:rPr>
+        <w:t xml:space="preserve"> </w:t>
+      </w:r>
+      <w:r>
+        <w:rPr>
+          <w:rFonts w:hint="eastAsia" w:ascii="Times New Roman" w:hAnsi="Times New Roman" w:eastAsia="FangSong" w:cs="Times New Roman"/>
         </w:rPr>
         <w:t xml:space="preserve">热容差公式验证</w:t>
       </w:r>
@@ -26146,29 +26174,35 @@
           <w:b/>
           <w:bCs/>
         </w:rPr>
-        <w:t xml:space="preserve">6. Maxwell </w:t>
-      </w:r>
-      <w:r>
-        <w:rPr>
-          <w:rFonts w:hint="eastAsia" w:ascii="Times New Roman" w:hAnsi="Times New Roman" w:eastAsia="FangSong" w:cs="Times New Roman"/>
-          <w:b/>
-          <w:bCs/>
+        <w:t xml:space="preserve">6.</w:t>
+      </w:r>
+      <w:r>
+        <w:rPr>
+          <w:rFonts w:ascii="Times New Roman" w:hAnsi="Times New Roman" w:eastAsia="Times New Roman" w:cs="Times New Roman"/>
+        </w:rPr>
+        <w:t xml:space="preserve"> </w:t>
+      </w:r>
+      <w:r>
+        <w:rPr>
+          <w:rFonts w:ascii="Times New Roman" w:hAnsi="Times New Roman" w:eastAsia="Times New Roman" w:cs="Times New Roman"/>
+        </w:rPr>
+        <w:t xml:space="preserve">Maxwell </w:t>
+      </w:r>
+      <w:r>
+        <w:rPr>
+          <w:rFonts w:hint="eastAsia" w:ascii="Times New Roman" w:hAnsi="Times New Roman" w:eastAsia="FangSong" w:cs="Times New Roman"/>
         </w:rPr>
         <w:t xml:space="preserve">第</w:t>
       </w:r>
       <w:r>
         <w:rPr>
           <w:rFonts w:ascii="Times New Roman" w:hAnsi="Times New Roman" w:eastAsia="Times New Roman" w:cs="Times New Roman"/>
-          <w:b/>
-          <w:bCs/>
         </w:rPr>
         <w:t xml:space="preserve"> 4 </w:t>
       </w:r>
       <w:r>
         <w:rPr>
           <w:rFonts w:hint="eastAsia" w:ascii="Times New Roman" w:hAnsi="Times New Roman" w:eastAsia="FangSong" w:cs="Times New Roman"/>
-          <w:b/>
-          <w:bCs/>
         </w:rPr>
         <w:t xml:space="preserve">条</w:t>
       </w:r>
@@ -26687,13 +26721,23 @@
           <w:b/>
           <w:bCs/>
         </w:rPr>
-        <w:t xml:space="preserve">7. Gibbs-Helmholtz </w:t>
-      </w:r>
-      <w:r>
-        <w:rPr>
-          <w:rFonts w:hint="eastAsia" w:ascii="Times New Roman" w:hAnsi="Times New Roman" w:eastAsia="FangSong" w:cs="Times New Roman"/>
-          <w:b/>
-          <w:bCs/>
+        <w:t xml:space="preserve">7.</w:t>
+      </w:r>
+      <w:r>
+        <w:rPr>
+          <w:rFonts w:ascii="Times New Roman" w:hAnsi="Times New Roman" w:eastAsia="Times New Roman" w:cs="Times New Roman"/>
+        </w:rPr>
+        <w:t xml:space="preserve"> </w:t>
+      </w:r>
+      <w:r>
+        <w:rPr>
+          <w:rFonts w:ascii="Times New Roman" w:hAnsi="Times New Roman" w:eastAsia="Times New Roman" w:cs="Times New Roman"/>
+        </w:rPr>
+        <w:t xml:space="preserve">Gibbs-Helmholtz </w:t>
+      </w:r>
+      <w:r>
+        <w:rPr>
+          <w:rFonts w:hint="eastAsia" w:ascii="Times New Roman" w:hAnsi="Times New Roman" w:eastAsia="FangSong" w:cs="Times New Roman"/>
         </w:rPr>
         <w:t xml:space="preserve">变温</w:t>
       </w:r>
@@ -27620,13 +27664,17 @@
           <w:b/>
           <w:bCs/>
         </w:rPr>
-        <w:t xml:space="preserve">8. </w:t>
-      </w:r>
-      <w:r>
-        <w:rPr>
-          <w:rFonts w:hint="eastAsia" w:ascii="Times New Roman" w:hAnsi="Times New Roman" w:eastAsia="FangSong" w:cs="Times New Roman"/>
-          <w:b/>
-          <w:bCs/>
+        <w:t xml:space="preserve">8.</w:t>
+      </w:r>
+      <w:r>
+        <w:rPr>
+          <w:rFonts w:ascii="Times New Roman" w:hAnsi="Times New Roman" w:eastAsia="Times New Roman" w:cs="Times New Roman"/>
+        </w:rPr>
+        <w:t xml:space="preserve"> </w:t>
+      </w:r>
+      <w:r>
+        <w:rPr>
+          <w:rFonts w:hint="eastAsia" w:ascii="Times New Roman" w:hAnsi="Times New Roman" w:eastAsia="FangSong" w:cs="Times New Roman"/>
         </w:rPr>
         <w:t xml:space="preserve">转动配分函数</w:t>
       </w:r>
@@ -28181,13 +28229,17 @@
           <w:b/>
           <w:bCs/>
         </w:rPr>
-        <w:t xml:space="preserve">9. </w:t>
-      </w:r>
-      <w:r>
-        <w:rPr>
-          <w:rFonts w:hint="eastAsia" w:ascii="Times New Roman" w:hAnsi="Times New Roman" w:eastAsia="FangSong" w:cs="Times New Roman"/>
-          <w:b/>
-          <w:bCs/>
+        <w:t xml:space="preserve">9.</w:t>
+      </w:r>
+      <w:r>
+        <w:rPr>
+          <w:rFonts w:ascii="Times New Roman" w:hAnsi="Times New Roman" w:eastAsia="Times New Roman" w:cs="Times New Roman"/>
+        </w:rPr>
+        <w:t xml:space="preserve"> </w:t>
+      </w:r>
+      <w:r>
+        <w:rPr>
+          <w:rFonts w:hint="eastAsia" w:ascii="Times New Roman" w:hAnsi="Times New Roman" w:eastAsia="FangSong" w:cs="Times New Roman"/>
         </w:rPr>
         <w:t xml:space="preserve">由配分函数求内能</w:t>
       </w:r>
@@ -28992,29 +29044,29 @@
           <w:b/>
           <w:bCs/>
         </w:rPr>
-        <w:t xml:space="preserve">10. </w:t>
-      </w:r>
-      <w:r>
-        <w:rPr>
-          <w:rFonts w:hint="eastAsia" w:ascii="Times New Roman" w:hAnsi="Times New Roman" w:eastAsia="FangSong" w:cs="Times New Roman"/>
-          <w:b/>
-          <w:bCs/>
+        <w:t xml:space="preserve">10.</w:t>
+      </w:r>
+      <w:r>
+        <w:rPr>
+          <w:rFonts w:ascii="Times New Roman" w:hAnsi="Times New Roman" w:eastAsia="Times New Roman" w:cs="Times New Roman"/>
+        </w:rPr>
+        <w:t xml:space="preserve"> </w:t>
+      </w:r>
+      <w:r>
+        <w:rPr>
+          <w:rFonts w:hint="eastAsia" w:ascii="Times New Roman" w:hAnsi="Times New Roman" w:eastAsia="FangSong" w:cs="Times New Roman"/>
         </w:rPr>
         <w:t xml:space="preserve">定域</w:t>
       </w:r>
       <w:r>
         <w:rPr>
           <w:rFonts w:ascii="Times New Roman" w:hAnsi="Times New Roman" w:eastAsia="Times New Roman" w:cs="Times New Roman"/>
-          <w:b/>
-          <w:bCs/>
         </w:rPr>
         <w:t xml:space="preserve"> / </w:t>
       </w:r>
       <w:r>
         <w:rPr>
           <w:rFonts w:hint="eastAsia" w:ascii="Times New Roman" w:hAnsi="Times New Roman" w:eastAsia="FangSong" w:cs="Times New Roman"/>
-          <w:b/>
-          <w:bCs/>
         </w:rPr>
         <w:t xml:space="preserve">离域熵差</w:t>
       </w:r>
@@ -30001,29 +30053,29 @@
           <w:b/>
           <w:bCs/>
         </w:rPr>
-        <w:t xml:space="preserve">11. </w:t>
-      </w:r>
-      <w:r>
-        <w:rPr>
-          <w:rFonts w:hint="eastAsia" w:ascii="Times New Roman" w:hAnsi="Times New Roman" w:eastAsia="Times New Roman" w:cs="Times New Roman"/>
-          <w:b/>
-          <w:bCs/>
+        <w:t xml:space="preserve">11.</w:t>
+      </w:r>
+      <w:r>
+        <w:rPr>
+          <w:rFonts w:ascii="Times New Roman" w:hAnsi="Times New Roman" w:eastAsia="Times New Roman" w:cs="Times New Roman"/>
+        </w:rPr>
+        <w:t xml:space="preserve"> </w:t>
+      </w:r>
+      <w:r>
+        <w:rPr>
+          <w:rFonts w:hint="eastAsia" w:ascii="Times New Roman" w:hAnsi="Times New Roman" w:eastAsia="Times New Roman" w:cs="Times New Roman"/>
         </w:rPr>
         <w:t xml:space="preserve">Sackur-Tetrode：Ar</w:t>
       </w:r>
       <w:r>
         <w:rPr>
           <w:rFonts w:ascii="Times New Roman" w:hAnsi="Times New Roman" w:eastAsia="Times New Roman" w:cs="Times New Roman"/>
-          <w:b/>
-          <w:bCs/>
         </w:rPr>
         <w:t xml:space="preserve"> </w:t>
       </w:r>
       <w:r>
         <w:rPr>
           <w:rFonts w:hint="eastAsia" w:ascii="Times New Roman" w:hAnsi="Times New Roman" w:eastAsia="FangSong" w:cs="Times New Roman"/>
-          <w:b/>
-          <w:bCs/>
         </w:rPr>
         <w:t xml:space="preserve">摩尔绝对熵</w:t>
       </w:r>
@@ -31412,13 +31464,17 @@
           <w:b/>
           <w:bCs/>
         </w:rPr>
-        <w:t xml:space="preserve">12. </w:t>
-      </w:r>
-      <w:r>
-        <w:rPr>
-          <w:rFonts w:hint="eastAsia" w:ascii="Times New Roman" w:hAnsi="Times New Roman" w:eastAsia="FangSong" w:cs="Times New Roman"/>
-          <w:b/>
-          <w:bCs/>
+        <w:t xml:space="preserve">12.</w:t>
+      </w:r>
+      <w:r>
+        <w:rPr>
+          <w:rFonts w:ascii="Times New Roman" w:hAnsi="Times New Roman" w:eastAsia="Times New Roman" w:cs="Times New Roman"/>
+        </w:rPr>
+        <w:t xml:space="preserve"> </w:t>
+      </w:r>
+      <w:r>
+        <w:rPr>
+          <w:rFonts w:hint="eastAsia" w:ascii="Times New Roman" w:hAnsi="Times New Roman" w:eastAsia="FangSong" w:cs="Times New Roman"/>
         </w:rPr>
         <w:t xml:space="preserve">残余熵</w:t>
       </w:r>
@@ -31818,13 +31874,23 @@
           <w:b/>
           <w:bCs/>
         </w:rPr>
-        <w:t xml:space="preserve">13. Boltzmann </w:t>
-      </w:r>
-      <w:r>
-        <w:rPr>
-          <w:rFonts w:hint="eastAsia" w:ascii="Times New Roman" w:hAnsi="Times New Roman" w:eastAsia="FangSong" w:cs="Times New Roman"/>
-          <w:b/>
-          <w:bCs/>
+        <w:t xml:space="preserve">13.</w:t>
+      </w:r>
+      <w:r>
+        <w:rPr>
+          <w:rFonts w:ascii="Times New Roman" w:hAnsi="Times New Roman" w:eastAsia="Times New Roman" w:cs="Times New Roman"/>
+        </w:rPr>
+        <w:t xml:space="preserve"> </w:t>
+      </w:r>
+      <w:r>
+        <w:rPr>
+          <w:rFonts w:ascii="Times New Roman" w:hAnsi="Times New Roman" w:eastAsia="Times New Roman" w:cs="Times New Roman"/>
+        </w:rPr>
+        <w:t xml:space="preserve">Boltzmann </w:t>
+      </w:r>
+      <w:r>
+        <w:rPr>
+          <w:rFonts w:hint="eastAsia" w:ascii="Times New Roman" w:hAnsi="Times New Roman" w:eastAsia="FangSong" w:cs="Times New Roman"/>
         </w:rPr>
         <w:t xml:space="preserve">占据比例</w:t>
       </w:r>
@@ -32712,21 +32778,23 @@
           <w:b/>
           <w:bCs/>
         </w:rPr>
-        <w:t xml:space="preserve">14. </w:t>
-      </w:r>
-      <w:r>
-        <w:rPr>
-          <w:rFonts w:hint="eastAsia" w:ascii="Times New Roman" w:hAnsi="Times New Roman" w:eastAsia="FangSong" w:cs="Times New Roman"/>
-          <w:b/>
-          <w:bCs/>
+        <w:t xml:space="preserve">14.</w:t>
+      </w:r>
+      <w:r>
+        <w:rPr>
+          <w:rFonts w:ascii="Times New Roman" w:hAnsi="Times New Roman" w:eastAsia="Times New Roman" w:cs="Times New Roman"/>
+        </w:rPr>
+        <w:t xml:space="preserve"> </w:t>
+      </w:r>
+      <w:r>
+        <w:rPr>
+          <w:rFonts w:hint="eastAsia" w:ascii="Times New Roman" w:hAnsi="Times New Roman" w:eastAsia="FangSong" w:cs="Times New Roman"/>
         </w:rPr>
         <w:t xml:space="preserve">证明</w:t>
       </w:r>
       <w:r>
         <w:rPr>
           <w:rFonts w:ascii="Times New Roman" w:hAnsi="Times New Roman" w:eastAsia="Times New Roman" w:cs="Times New Roman"/>
-          <w:b/>
-          <w:bCs/>
         </w:rPr>
         <w:t xml:space="preserve"> </w:t>
       </w:r>
@@ -34397,13 +34465,17 @@
           <w:b/>
           <w:bCs/>
         </w:rPr>
-        <w:t xml:space="preserve">15. </w:t>
-      </w:r>
-      <w:r>
-        <w:rPr>
-          <w:rFonts w:hint="eastAsia" w:ascii="Times New Roman" w:hAnsi="Times New Roman" w:eastAsia="FangSong" w:cs="Times New Roman"/>
-          <w:b/>
-          <w:bCs/>
+        <w:t xml:space="preserve">15.</w:t>
+      </w:r>
+      <w:r>
+        <w:rPr>
+          <w:rFonts w:ascii="Times New Roman" w:hAnsi="Times New Roman" w:eastAsia="Times New Roman" w:cs="Times New Roman"/>
+        </w:rPr>
+        <w:t xml:space="preserve"> </w:t>
+      </w:r>
+      <w:r>
+        <w:rPr>
+          <w:rFonts w:hint="eastAsia" w:ascii="Times New Roman" w:hAnsi="Times New Roman" w:eastAsia="FangSong" w:cs="Times New Roman"/>
         </w:rPr>
         <w:t xml:space="preserve">配分函数求平衡常数</w:t>
       </w:r>

--- a/06-学生侧材料/讲义/3-物理化学/统计热力学与Maxwell关系-超级充实版（自学完整）.docx
+++ b/06-学生侧材料/讲义/3-物理化学/统计热力学与Maxwell关系-超级充实版（自学完整）.docx
@@ -459,14 +459,12 @@
                   </m:r>
                 </m:sub>
               </m:sSub>
-            </m:oMath>
-            <w:r>
-              <w:rPr>
-                <w:rFonts w:ascii="Times New Roman" w:hAnsi="Times New Roman" w:eastAsia="Times New Roman" w:cs="Times New Roman"/>
-              </w:rPr>
-              <w:t xml:space="preserve">−</w:t>
-            </w:r>
-            <m:oMath>
+              <m:r>
+                <m:rPr>
+                  <m:sty m:val="p"/>
+                </m:rPr>
+                <m:t>−</m:t>
+              </m:r>
               <m:sSub>
                 <m:e>
                   <m:r>
@@ -600,81 +598,84 @@
               <w:rPr>
                 <w:rFonts w:ascii="Times New Roman" w:hAnsi="Times New Roman" w:eastAsia="Times New Roman" w:cs="Times New Roman"/>
               </w:rPr>
-              <w:t xml:space="preserve"> q=</w:t>
+              <w:t xml:space="preserve"> </w:t>
             </w:r>
             <m:oMath>
-              <m:sSub>
+              <m:r>
+                <m:t>q</m:t>
+              </m:r>
+              <m:r>
+                <m:rPr>
+                  <m:sty m:val="p"/>
+                </m:rPr>
+                <m:t>=</m:t>
+              </m:r>
+              <m:sSup>
                 <m:e>
                   <m:r>
                     <m:t>q</m:t>
                   </m:r>
                 </m:e>
-                <m:sub>
+                <m:sup>
                   <m:r>
                     <m:t>T</m:t>
                   </m:r>
-                </m:sub>
-              </m:sSub>
-            </m:oMath>
-            <w:r>
-              <w:rPr>
-                <w:rFonts w:ascii="Times New Roman" w:hAnsi="Times New Roman" w:eastAsia="Times New Roman" w:cs="Times New Roman"/>
-              </w:rPr>
-              <w:t xml:space="preserve">·</w:t>
-            </w:r>
-            <m:oMath>
-              <m:sSub>
+                </m:sup>
+              </m:sSup>
+              <m:r>
+                <m:rPr>
+                  <m:sty m:val="p"/>
+                </m:rPr>
+                <m:t>⋅</m:t>
+              </m:r>
+              <m:sSup>
                 <m:e>
                   <m:r>
                     <m:t>q</m:t>
                   </m:r>
                 </m:e>
-                <m:sub>
+                <m:sup>
                   <m:r>
                     <m:t>R</m:t>
                   </m:r>
-                </m:sub>
-              </m:sSub>
-            </m:oMath>
-            <w:r>
-              <w:rPr>
-                <w:rFonts w:ascii="Times New Roman" w:hAnsi="Times New Roman" w:eastAsia="Times New Roman" w:cs="Times New Roman"/>
-              </w:rPr>
-              <w:t xml:space="preserve">·</w:t>
-            </w:r>
-            <m:oMath>
-              <m:sSub>
+                </m:sup>
+              </m:sSup>
+              <m:r>
+                <m:rPr>
+                  <m:sty m:val="p"/>
+                </m:rPr>
+                <m:t>⋅</m:t>
+              </m:r>
+              <m:sSup>
                 <m:e>
                   <m:r>
                     <m:t>q</m:t>
                   </m:r>
                 </m:e>
-                <m:sub>
+                <m:sup>
                   <m:r>
                     <m:t>V</m:t>
                   </m:r>
-                </m:sub>
-              </m:sSub>
-            </m:oMath>
-            <w:r>
-              <w:rPr>
-                <w:rFonts w:ascii="Times New Roman" w:hAnsi="Times New Roman" w:eastAsia="Times New Roman" w:cs="Times New Roman"/>
-              </w:rPr>
-              <w:t xml:space="preserve">·</w:t>
-            </w:r>
-            <m:oMath>
-              <m:sSub>
+                </m:sup>
+              </m:sSup>
+              <m:r>
+                <m:rPr>
+                  <m:sty m:val="p"/>
+                </m:rPr>
+                <m:t>⋅</m:t>
+              </m:r>
+              <m:sSup>
                 <m:e>
                   <m:r>
                     <m:t>q</m:t>
                   </m:r>
                 </m:e>
-                <m:sub>
+                <m:sup>
                   <m:r>
                     <m:t>E</m:t>
                   </m:r>
-                </m:sub>
-              </m:sSub>
+                </m:sup>
+              </m:sSup>
             </m:oMath>
             <w:r>
               <w:rPr>
@@ -1530,7 +1531,63 @@
         <w:rPr>
           <w:rFonts w:ascii="Times New Roman" w:hAnsi="Times New Roman" w:eastAsia="Times New Roman" w:cs="Times New Roman"/>
         </w:rPr>
-        <w:t xml:space="preserve"> dS=δq_rev/T </w:t>
+        <w:t xml:space="preserve"> </w:t>
+      </w:r>
+      <m:oMath>
+        <m:oMathPr>
+          <m:ctrlPr>
+            <w:rPr>
+              <w:sz w:val="28"/>
+              <w:szCs w:val="28"/>
+            </w:rPr>
+          </m:ctrlPr>
+        </m:oMathPr>
+        <m:r>
+          <m:t>d</m:t>
+        </m:r>
+        <m:r>
+          <m:t>S</m:t>
+        </m:r>
+        <m:r>
+          <m:rPr>
+            <m:sty m:val="p"/>
+          </m:rPr>
+          <m:t>=</m:t>
+        </m:r>
+        <m:r>
+          <m:t>δ</m:t>
+        </m:r>
+        <m:sSub>
+          <m:e>
+            <m:r>
+              <m:t>q</m:t>
+            </m:r>
+          </m:e>
+          <m:sub>
+            <m:r>
+              <m:rPr>
+                <m:nor/>
+                <m:sty m:val="p"/>
+              </m:rPr>
+              <m:t>rev</m:t>
+            </m:r>
+          </m:sub>
+        </m:sSub>
+        <m:r>
+          <m:rPr>
+            <m:sty m:val="p"/>
+          </m:rPr>
+          <m:t>/</m:t>
+        </m:r>
+        <m:r>
+          <m:t>T</m:t>
+        </m:r>
+      </m:oMath>
+      <w:r>
+        <w:rPr>
+          <w:rFonts w:ascii="Times New Roman" w:hAnsi="Times New Roman" w:eastAsia="Times New Roman" w:cs="Times New Roman"/>
+        </w:rPr>
+        <w:t xml:space="preserve"> </w:t>
       </w:r>
       <w:r>
         <w:rPr>
@@ -10259,7 +10316,7 @@
         <w:rPr>
           <w:rFonts w:hint="eastAsia" w:ascii="Times New Roman" w:hAnsi="Times New Roman" w:eastAsia="Times New Roman" w:cs="Times New Roman"/>
         </w:rPr>
-        <w:t>“</w:t>
+        <w:t>”</w:t>
       </w:r>
       <w:r>
         <w:rPr>
@@ -10652,7 +10709,7 @@
         <w:rPr>
           <w:rFonts w:ascii="Times New Roman" w:hAnsi="Times New Roman" w:eastAsia="Times New Roman" w:cs="Times New Roman"/>
         </w:rPr>
-        <w:t xml:space="preserve">4.3 </w:t>
+        <w:t xml:space="preserve">4.2 </w:t>
       </w:r>
       <w:r>
         <w:rPr>
@@ -12395,6 +12452,265 @@
           </m:r>
         </m:oMath>
       </m:oMathPara>
+    </w:p>
+    <w:p>
+      <w:pPr>
+        <w:pStyle w:val="BlockText"/>
+      </w:pPr>
+      <w:r>
+        <w:rPr>
+          <w:rFonts w:hint="eastAsia" w:ascii="Times New Roman" w:hAnsi="Times New Roman" w:eastAsia="FangSong" w:cs="Times New Roman"/>
+          <w:b/>
+          <w:bCs/>
+        </w:rPr>
+        <w:t xml:space="preserve">离域子</w:t>
+      </w:r>
+      <w:r>
+        <w:rPr>
+          <w:rFonts w:hint="eastAsia" w:ascii="Times New Roman" w:hAnsi="Times New Roman" w:eastAsia="Times New Roman" w:cs="Times New Roman"/>
+        </w:rPr>
+        <w:t>（</w:t>
+      </w:r>
+      <w:r>
+        <w:rPr>
+          <w:rFonts w:hint="eastAsia" w:ascii="Times New Roman" w:hAnsi="Times New Roman" w:eastAsia="FangSong" w:cs="Times New Roman"/>
+        </w:rPr>
+        <w:t>气体</w:t>
+      </w:r>
+      <w:r>
+        <w:rPr>
+          <w:rFonts w:hint="eastAsia" w:ascii="Times New Roman" w:hAnsi="Times New Roman" w:eastAsia="Times New Roman" w:cs="Times New Roman"/>
+        </w:rPr>
+        <w:t>）：</w:t>
+      </w:r>
+      <m:oMath>
+        <m:oMathPr>
+          <m:ctrlPr>
+            <w:rPr>
+              <w:sz w:val="28"/>
+              <w:szCs w:val="28"/>
+            </w:rPr>
+          </m:ctrlPr>
+        </m:oMathPr>
+        <m:r>
+          <m:t>A</m:t>
+        </m:r>
+        <m:r>
+          <m:rPr>
+            <m:sty m:val="p"/>
+          </m:rPr>
+          <m:t>−</m:t>
+        </m:r>
+        <m:r>
+          <m:t>A</m:t>
+        </m:r>
+        <m:r>
+          <m:rPr>
+            <m:sty m:val="p"/>
+          </m:rPr>
+          <m:t>(</m:t>
+        </m:r>
+        <m:r>
+          <m:t>0</m:t>
+        </m:r>
+        <m:r>
+          <m:rPr>
+            <m:sty m:val="p"/>
+          </m:rPr>
+          <m:t>)</m:t>
+        </m:r>
+        <m:r>
+          <m:rPr>
+            <m:sty m:val="p"/>
+          </m:rPr>
+          <m:t>=</m:t>
+        </m:r>
+        <m:r>
+          <m:rPr>
+            <m:sty m:val="p"/>
+          </m:rPr>
+          <m:t>−</m:t>
+        </m:r>
+        <m:r>
+          <m:t>N</m:t>
+        </m:r>
+        <m:r>
+          <m:t>k</m:t>
+        </m:r>
+        <m:r>
+          <m:t>T</m:t>
+        </m:r>
+        <m:r>
+          <m:rPr>
+            <m:sty m:val="p"/>
+          </m:rPr>
+          <m:t>ln</m:t>
+        </m:r>
+        <m:f>
+          <m:fPr>
+            <m:type m:val="bar"/>
+          </m:fPr>
+          <m:num>
+            <m:r>
+              <m:t>q</m:t>
+            </m:r>
+            <m:r>
+              <m:t>e</m:t>
+            </m:r>
+          </m:num>
+          <m:den>
+            <m:r>
+              <m:t>N</m:t>
+            </m:r>
+          </m:den>
+        </m:f>
+      </m:oMath>
+      <w:r>
+        <w:rPr>
+          <w:rFonts w:hint="eastAsia" w:ascii="Times New Roman" w:hAnsi="Times New Roman" w:eastAsia="Times New Roman" w:cs="Times New Roman"/>
+        </w:rPr>
+        <w:t>——</w:t>
+      </w:r>
+      <w:r>
+        <w:rPr>
+          <w:rFonts w:hint="eastAsia" w:ascii="Times New Roman" w:hAnsi="Times New Roman" w:eastAsia="FangSong" w:cs="Times New Roman"/>
+        </w:rPr>
+        <w:t>与</w:t>
+      </w:r>
+      <w:r>
+        <w:rPr>
+          <w:rFonts w:ascii="Times New Roman" w:hAnsi="Times New Roman" w:eastAsia="Times New Roman" w:cs="Times New Roman"/>
+        </w:rPr>
+        <w:t xml:space="preserve"> §5.2 </w:t>
+      </w:r>
+      <w:r>
+        <w:rPr>
+          <w:rFonts w:hint="eastAsia" w:ascii="Times New Roman" w:hAnsi="Times New Roman" w:eastAsia="FangSong" w:cs="Times New Roman"/>
+        </w:rPr>
+        <w:t xml:space="preserve">的熵差</w:t>
+      </w:r>
+      <w:r>
+        <w:rPr>
+          <w:rFonts w:ascii="Times New Roman" w:hAnsi="Times New Roman" w:eastAsia="Times New Roman" w:cs="Times New Roman"/>
+        </w:rPr>
+        <w:t xml:space="preserve"> </w:t>
+      </w:r>
+      <m:oMath>
+        <m:oMathPr>
+          <m:ctrlPr>
+            <w:rPr>
+              <w:sz w:val="28"/>
+              <w:szCs w:val="28"/>
+            </w:rPr>
+          </m:ctrlPr>
+        </m:oMathPr>
+        <m:r>
+          <m:t>N</m:t>
+        </m:r>
+        <m:r>
+          <m:t>k</m:t>
+        </m:r>
+        <m:r>
+          <m:rPr>
+            <m:sty m:val="p"/>
+          </m:rPr>
+          <m:t>ln</m:t>
+        </m:r>
+        <m:r>
+          <m:rPr>
+            <m:sty m:val="p"/>
+          </m:rPr>
+          <m:t>(</m:t>
+        </m:r>
+        <m:r>
+          <m:t>e</m:t>
+        </m:r>
+        <m:r>
+          <m:rPr>
+            <m:sty m:val="p"/>
+          </m:rPr>
+          <m:t>/</m:t>
+        </m:r>
+        <m:r>
+          <m:t>N</m:t>
+        </m:r>
+        <m:r>
+          <m:rPr>
+            <m:sty m:val="p"/>
+          </m:rPr>
+          <m:t>)</m:t>
+        </m:r>
+      </m:oMath>
+      <w:r>
+        <w:rPr>
+          <w:rFonts w:ascii="Times New Roman" w:hAnsi="Times New Roman" w:eastAsia="Times New Roman" w:cs="Times New Roman"/>
+        </w:rPr>
+        <w:t xml:space="preserve"> </w:t>
+      </w:r>
+      <w:r>
+        <w:rPr>
+          <w:rFonts w:hint="eastAsia" w:ascii="Times New Roman" w:hAnsi="Times New Roman" w:eastAsia="FangSong" w:cs="Times New Roman"/>
+        </w:rPr>
+        <w:t>同源</w:t>
+      </w:r>
+      <w:r>
+        <w:rPr>
+          <w:rFonts w:hint="eastAsia" w:ascii="Times New Roman" w:hAnsi="Times New Roman" w:eastAsia="Times New Roman" w:cs="Times New Roman"/>
+        </w:rPr>
+        <w:t>（</w:t>
+      </w:r>
+      <m:oMath>
+        <m:oMathPr>
+          <m:ctrlPr>
+            <w:rPr>
+              <w:sz w:val="28"/>
+              <w:szCs w:val="28"/>
+            </w:rPr>
+          </m:ctrlPr>
+        </m:oMathPr>
+        <m:r>
+          <m:t>A</m:t>
+        </m:r>
+        <m:r>
+          <m:rPr>
+            <m:sty m:val="p"/>
+          </m:rPr>
+          <m:t>=</m:t>
+        </m:r>
+        <m:r>
+          <m:t>U</m:t>
+        </m:r>
+        <m:r>
+          <m:rPr>
+            <m:sty m:val="p"/>
+          </m:rPr>
+          <m:t>−</m:t>
+        </m:r>
+        <m:r>
+          <m:t>T</m:t>
+        </m:r>
+        <m:r>
+          <m:t>S</m:t>
+        </m:r>
+      </m:oMath>
+      <w:r>
+        <w:rPr>
+          <w:rFonts w:ascii="Times New Roman" w:hAnsi="Times New Roman" w:eastAsia="Times New Roman" w:cs="Times New Roman"/>
+        </w:rPr>
+        <w:t xml:space="preserve"> </w:t>
+      </w:r>
+      <w:r>
+        <w:rPr>
+          <w:rFonts w:hint="eastAsia" w:ascii="Times New Roman" w:hAnsi="Times New Roman" w:eastAsia="FangSong" w:cs="Times New Roman"/>
+        </w:rPr>
+        <w:t>逐项对应</w:t>
+      </w:r>
+      <w:r>
+        <w:rPr>
+          <w:rFonts w:hint="eastAsia" w:ascii="Times New Roman" w:hAnsi="Times New Roman" w:eastAsia="Times New Roman" w:cs="Times New Roman"/>
+        </w:rPr>
+        <w:t>）。</w:t>
+      </w:r>
     </w:p>
     <w:p>
       <w:pPr>
@@ -19496,14 +19812,12 @@
             </m:r>
           </m:sub>
         </m:sSub>
-      </m:oMath>
-      <w:r>
-        <w:rPr>
-          <w:rFonts w:ascii="Times New Roman" w:hAnsi="Times New Roman" w:eastAsia="Times New Roman" w:cs="Times New Roman"/>
-        </w:rPr>
-        <w:t xml:space="preserve">−</w:t>
-      </w:r>
-      <m:oMath>
+        <m:r>
+          <m:rPr>
+            <m:sty m:val="p"/>
+          </m:rPr>
+          <m:t>−</m:t>
+        </m:r>
         <m:sSub>
           <m:e>
             <m:r>
@@ -21564,10 +21878,11 @@
           </m:e>
           <m:sub>
             <m:r>
-              <m:t>产</m:t>
-            </m:r>
-            <m:r>
-              <m:t>物</m:t>
+              <m:rPr>
+                <m:nor/>
+                <m:sty m:val="p"/>
+              </m:rPr>
+              <m:t>产物</m:t>
             </m:r>
           </m:sub>
         </m:sSub>
@@ -21585,13 +21900,11 @@
           </m:e>
           <m:sub>
             <m:r>
-              <m:t>反</m:t>
-            </m:r>
-            <m:r>
-              <m:t>应</m:t>
-            </m:r>
-            <m:r>
-              <m:t>物</m:t>
+              <m:rPr>
+                <m:nor/>
+                <m:sty m:val="p"/>
+              </m:rPr>
+              <m:t>反应物</m:t>
             </m:r>
           </m:sub>
         </m:sSub>
@@ -21699,10 +22012,11 @@
               </m:e>
               <m:sub>
                 <m:r>
-                  <m:t>产</m:t>
-                </m:r>
-                <m:r>
-                  <m:t>物</m:t>
+                  <m:rPr>
+                    <m:nor/>
+                    <m:sty m:val="p"/>
+                  </m:rPr>
+                  <m:t>产物</m:t>
                 </m:r>
               </m:sub>
             </m:sSub>
@@ -21733,10 +22047,11 @@
                   </m:e>
                   <m:sub>
                     <m:r>
-                      <m:t>产</m:t>
-                    </m:r>
-                    <m:r>
-                      <m:t>物</m:t>
+                      <m:rPr>
+                        <m:nor/>
+                        <m:sty m:val="p"/>
+                      </m:rPr>
+                      <m:t>产物</m:t>
                     </m:r>
                   </m:sub>
                 </m:sSub>
@@ -21758,13 +22073,11 @@
               </m:e>
               <m:sub>
                 <m:r>
-                  <m:t>反</m:t>
-                </m:r>
-                <m:r>
-                  <m:t>应</m:t>
-                </m:r>
-                <m:r>
-                  <m:t>物</m:t>
+                  <m:rPr>
+                    <m:nor/>
+                    <m:sty m:val="p"/>
+                  </m:rPr>
+                  <m:t>反应物</m:t>
                 </m:r>
               </m:sub>
             </m:sSub>
@@ -21795,13 +22108,11 @@
                   </m:e>
                   <m:sub>
                     <m:r>
-                      <m:t>反</m:t>
-                    </m:r>
-                    <m:r>
-                      <m:t>应</m:t>
-                    </m:r>
-                    <m:r>
-                      <m:t>物</m:t>
+                      <m:rPr>
+                        <m:nor/>
+                        <m:sty m:val="p"/>
+                      </m:rPr>
+                      <m:t>反应物</m:t>
                     </m:r>
                   </m:sub>
                 </m:sSub>

--- a/06-学生侧材料/讲义/3-物理化学/统计热力学与Maxwell关系-超级充实版（自学完整）.docx
+++ b/06-学生侧材料/讲义/3-物理化学/统计热力学与Maxwell关系-超级充实版（自学完整）.docx
@@ -10458,33 +10458,13 @@
         <w:rPr>
           <w:rFonts w:ascii="Times New Roman" w:hAnsi="Times New Roman" w:eastAsia="Times New Roman" w:cs="Times New Roman"/>
         </w:rPr>
-        <w:t xml:space="preserve">q = q</w:t>
-      </w:r>
-      <w:r>
-        <w:rPr>
-          <w:rFonts w:ascii="Times New Roman" w:hAnsi="Times New Roman" w:eastAsia="Times New Roman" w:cs="Times New Roman"/>
-          <w:vertAlign w:val="superscript"/>
-        </w:rPr>
-        <w:t xml:space="preserve">T·q</w:t>
-      </w:r>
-      <w:r>
-        <w:rPr>
-          <w:rFonts w:ascii="Times New Roman" w:hAnsi="Times New Roman" w:eastAsia="Times New Roman" w:cs="Times New Roman"/>
-        </w:rPr>
-        <w:t xml:space="preserve">R·q</w:t>
-      </w:r>
-      <w:r>
-        <w:rPr>
-          <w:rFonts w:ascii="Times New Roman" w:hAnsi="Times New Roman" w:eastAsia="Times New Roman" w:cs="Times New Roman"/>
-          <w:vertAlign w:val="superscript"/>
-        </w:rPr>
-        <w:t xml:space="preserve">V·q</w:t>
-      </w:r>
-      <w:r>
-        <w:rPr>
-          <w:rFonts w:hint="eastAsia" w:ascii="Times New Roman" w:hAnsi="Times New Roman" w:eastAsia="Times New Roman" w:cs="Times New Roman"/>
-        </w:rPr>
-        <w:t>E（</w:t>
+        <w:t xml:space="preserve">q = </w:t>
+      </w:r>
+      <w:r>
+        <w:rPr>
+          <w:rFonts w:hint="eastAsia" w:ascii="Times New Roman" w:hAnsi="Times New Roman" w:eastAsia="Times New Roman" w:cs="Times New Roman"/>
+        </w:rPr>
+        <w:t>q^T·q^R·q^V·q^E（</w:t>
       </w:r>
       <w:r>
         <w:rPr>
@@ -16076,33 +16056,7 @@
               <w:rPr>
                 <w:rFonts w:ascii="Times New Roman" w:hAnsi="Times New Roman" w:eastAsia="Times New Roman" w:cs="Times New Roman"/>
               </w:rPr>
-              <w:t xml:space="preserve"> q</w:t>
-            </w:r>
-            <w:r>
-              <w:rPr>
-                <w:rFonts w:ascii="Times New Roman" w:hAnsi="Times New Roman" w:eastAsia="Times New Roman" w:cs="Times New Roman"/>
-                <w:vertAlign w:val="superscript"/>
-              </w:rPr>
-              <w:t xml:space="preserve">T·q</w:t>
-            </w:r>
-            <w:r>
-              <w:rPr>
-                <w:rFonts w:ascii="Times New Roman" w:hAnsi="Times New Roman" w:eastAsia="Times New Roman" w:cs="Times New Roman"/>
-              </w:rPr>
-              <w:t xml:space="preserve">R·q</w:t>
-            </w:r>
-            <w:r>
-              <w:rPr>
-                <w:rFonts w:ascii="Times New Roman" w:hAnsi="Times New Roman" w:eastAsia="Times New Roman" w:cs="Times New Roman"/>
-                <w:vertAlign w:val="superscript"/>
-              </w:rPr>
-              <w:t xml:space="preserve">V·q</w:t>
-            </w:r>
-            <w:r>
-              <w:rPr>
-                <w:rFonts w:ascii="Times New Roman" w:hAnsi="Times New Roman" w:eastAsia="Times New Roman" w:cs="Times New Roman"/>
-              </w:rPr>
-              <w:t xml:space="preserve">E</w:t>
+              <w:t xml:space="preserve"> q^T·q^R·q^V·q^E</w:t>
             </w:r>
           </w:p>
         </w:tc>
